--- a/PRISM_Team_Plan.docx
+++ b/PRISM_Team_Plan.docx
@@ -731,7 +731,23 @@
                 <w:sz w:val="19"/>
                 <w:szCs w:val="19"/>
               </w:rPr>
-              <w:t>22%</w:t>
+              <w:t>2</w:t>
+            </w:r>
+            <w:r>
+              <w:rPr>
+                <w:color w:val="000000"/>
+                <w:sz w:val="19"/>
+                <w:szCs w:val="19"/>
+              </w:rPr>
+              <w:t>1</w:t>
+            </w:r>
+            <w:r>
+              <w:rPr>
+                <w:color w:val="000000"/>
+                <w:sz w:val="19"/>
+                <w:szCs w:val="19"/>
+              </w:rPr>
+              <w:t>%</w:t>
             </w:r>
           </w:p>
         </w:tc>
@@ -855,7 +871,23 @@
                 <w:sz w:val="19"/>
                 <w:szCs w:val="19"/>
               </w:rPr>
-              <w:t>22%</w:t>
+              <w:t>2</w:t>
+            </w:r>
+            <w:r>
+              <w:rPr>
+                <w:color w:val="000000"/>
+                <w:sz w:val="19"/>
+                <w:szCs w:val="19"/>
+              </w:rPr>
+              <w:t>1</w:t>
+            </w:r>
+            <w:r>
+              <w:rPr>
+                <w:color w:val="000000"/>
+                <w:sz w:val="19"/>
+                <w:szCs w:val="19"/>
+              </w:rPr>
+              <w:t>%</w:t>
             </w:r>
           </w:p>
         </w:tc>
@@ -979,7 +1011,23 @@
                 <w:sz w:val="19"/>
                 <w:szCs w:val="19"/>
               </w:rPr>
-              <w:t>16%</w:t>
+              <w:t>1</w:t>
+            </w:r>
+            <w:r>
+              <w:rPr>
+                <w:color w:val="000000"/>
+                <w:sz w:val="19"/>
+                <w:szCs w:val="19"/>
+              </w:rPr>
+              <w:t>8</w:t>
+            </w:r>
+            <w:r>
+              <w:rPr>
+                <w:color w:val="000000"/>
+                <w:sz w:val="19"/>
+                <w:szCs w:val="19"/>
+              </w:rPr>
+              <w:t>%</w:t>
             </w:r>
           </w:p>
         </w:tc>
@@ -1315,7 +1363,23 @@
                 <w:sz w:val="19"/>
                 <w:szCs w:val="19"/>
               </w:rPr>
-              <w:t>22%</w:t>
+              <w:t>2</w:t>
+            </w:r>
+            <w:r>
+              <w:rPr>
+                <w:color w:val="000000"/>
+                <w:sz w:val="19"/>
+                <w:szCs w:val="19"/>
+              </w:rPr>
+              <w:t>1</w:t>
+            </w:r>
+            <w:r>
+              <w:rPr>
+                <w:color w:val="000000"/>
+                <w:sz w:val="19"/>
+                <w:szCs w:val="19"/>
+              </w:rPr>
+              <w:t>%</w:t>
             </w:r>
           </w:p>
         </w:tc>
@@ -1401,7 +1465,23 @@
                 <w:sz w:val="19"/>
                 <w:szCs w:val="19"/>
               </w:rPr>
-              <w:t>22%</w:t>
+              <w:t>2</w:t>
+            </w:r>
+            <w:r>
+              <w:rPr>
+                <w:color w:val="000000"/>
+                <w:sz w:val="19"/>
+                <w:szCs w:val="19"/>
+              </w:rPr>
+              <w:t>1</w:t>
+            </w:r>
+            <w:r>
+              <w:rPr>
+                <w:color w:val="000000"/>
+                <w:sz w:val="19"/>
+                <w:szCs w:val="19"/>
+              </w:rPr>
+              <w:t>%</w:t>
             </w:r>
           </w:p>
         </w:tc>
@@ -1487,7 +1567,23 @@
                 <w:sz w:val="19"/>
                 <w:szCs w:val="19"/>
               </w:rPr>
-              <w:t>16%</w:t>
+              <w:t>1</w:t>
+            </w:r>
+            <w:r>
+              <w:rPr>
+                <w:color w:val="000000"/>
+                <w:sz w:val="19"/>
+                <w:szCs w:val="19"/>
+              </w:rPr>
+              <w:t>8</w:t>
+            </w:r>
+            <w:r>
+              <w:rPr>
+                <w:color w:val="000000"/>
+                <w:sz w:val="19"/>
+                <w:szCs w:val="19"/>
+              </w:rPr>
+              <w:t>%</w:t>
             </w:r>
           </w:p>
         </w:tc>
@@ -4025,7 +4121,27 @@
                 <w:sz w:val="40"/>
                 <w:szCs w:val="40"/>
               </w:rPr>
-              <w:t>22%</w:t>
+              <w:t>2</w:t>
+            </w:r>
+            <w:r>
+              <w:rPr>
+                <w:b/>
+                <w:bCs/>
+                <w:color w:val="1B2A4A"/>
+                <w:sz w:val="40"/>
+                <w:szCs w:val="40"/>
+              </w:rPr>
+              <w:t>1</w:t>
+            </w:r>
+            <w:r>
+              <w:rPr>
+                <w:b/>
+                <w:bCs/>
+                <w:color w:val="1B2A4A"/>
+                <w:sz w:val="40"/>
+                <w:szCs w:val="40"/>
+              </w:rPr>
+              <w:t>%</w:t>
             </w:r>
           </w:p>
           <w:p>
@@ -6138,7 +6254,27 @@
                 <w:sz w:val="40"/>
                 <w:szCs w:val="40"/>
               </w:rPr>
-              <w:t>22%</w:t>
+              <w:t>2</w:t>
+            </w:r>
+            <w:r>
+              <w:rPr>
+                <w:b/>
+                <w:bCs/>
+                <w:color w:val="1B2A4A"/>
+                <w:sz w:val="40"/>
+                <w:szCs w:val="40"/>
+              </w:rPr>
+              <w:t>1</w:t>
+            </w:r>
+            <w:r>
+              <w:rPr>
+                <w:b/>
+                <w:bCs/>
+                <w:color w:val="1B2A4A"/>
+                <w:sz w:val="40"/>
+                <w:szCs w:val="40"/>
+              </w:rPr>
+              <w:t>%</w:t>
             </w:r>
           </w:p>
           <w:p>
@@ -8243,7 +8379,27 @@
                 <w:sz w:val="40"/>
                 <w:szCs w:val="40"/>
               </w:rPr>
-              <w:t>16%</w:t>
+              <w:t>1</w:t>
+            </w:r>
+            <w:r>
+              <w:rPr>
+                <w:b/>
+                <w:bCs/>
+                <w:color w:val="1B2A4A"/>
+                <w:sz w:val="40"/>
+                <w:szCs w:val="40"/>
+              </w:rPr>
+              <w:t>8</w:t>
+            </w:r>
+            <w:r>
+              <w:rPr>
+                <w:b/>
+                <w:bCs/>
+                <w:color w:val="1B2A4A"/>
+                <w:sz w:val="40"/>
+                <w:szCs w:val="40"/>
+              </w:rPr>
+              <w:t>%</w:t>
             </w:r>
           </w:p>
           <w:p>

--- a/PRISM_Team_Plan.docx
+++ b/PRISM_Team_Plan.docx
@@ -607,7 +607,15 @@
                 <w:sz w:val="19"/>
                 <w:szCs w:val="19"/>
               </w:rPr>
-              <w:t>40%</w:t>
+              <w:t>45</w:t>
+            </w:r>
+            <w:r>
+              <w:rPr>
+                <w:color w:val="000000"/>
+                <w:sz w:val="19"/>
+                <w:szCs w:val="19"/>
+              </w:rPr>
+              <w:t>%</w:t>
             </w:r>
           </w:p>
         </w:tc>
@@ -731,15 +739,7 @@
                 <w:sz w:val="19"/>
                 <w:szCs w:val="19"/>
               </w:rPr>
-              <w:t>2</w:t>
-            </w:r>
-            <w:r>
-              <w:rPr>
-                <w:color w:val="000000"/>
-                <w:sz w:val="19"/>
-                <w:szCs w:val="19"/>
-              </w:rPr>
-              <w:t>1</w:t>
+              <w:t>20</w:t>
             </w:r>
             <w:r>
               <w:rPr>
@@ -871,15 +871,7 @@
                 <w:sz w:val="19"/>
                 <w:szCs w:val="19"/>
               </w:rPr>
-              <w:t>2</w:t>
-            </w:r>
-            <w:r>
-              <w:rPr>
-                <w:color w:val="000000"/>
-                <w:sz w:val="19"/>
-                <w:szCs w:val="19"/>
-              </w:rPr>
-              <w:t>1</w:t>
+              <w:t>20</w:t>
             </w:r>
             <w:r>
               <w:rPr>
@@ -1019,7 +1011,7 @@
                 <w:sz w:val="19"/>
                 <w:szCs w:val="19"/>
               </w:rPr>
-              <w:t>8</w:t>
+              <w:t>5</w:t>
             </w:r>
             <w:r>
               <w:rPr>
@@ -1241,7 +1233,7 @@
                 <w:sz w:val="19"/>
                 <w:szCs w:val="19"/>
               </w:rPr>
-              <w:t>40%</w:t>
+              <w:t>45%</w:t>
             </w:r>
           </w:p>
         </w:tc>
@@ -1269,43 +1261,23 @@
                 <w:sz w:val="19"/>
                 <w:szCs w:val="19"/>
               </w:rPr>
-              <w:t>Carries the heaviest technical load: system architecture decisions, all 15 AI/ML modules (the core differentiator), CQRS/Event Sourcing, database design (50+ tables with RLS/</w:t>
-            </w:r>
-            <w:proofErr w:type="spellStart"/>
+              <w:t>Carries the heaviest technical load: system architecture decisions, all 15 AI/ML modules (the core differentiator), CQRS/Event Sourcing, database design (50+ tables with RLS/pgvector), Docker/CI-CD/monitoring stack, and the full backend skeleton. The AI layer alone (GBR ONNX, Sahayak agentic mode, RAG, Opportunity Engine) represents 30–</w:t>
+            </w:r>
             <w:r>
               <w:rPr>
                 <w:color w:val="000000"/>
                 <w:sz w:val="19"/>
                 <w:szCs w:val="19"/>
               </w:rPr>
-              <w:t>pgvector</w:t>
-            </w:r>
-            <w:proofErr w:type="spellEnd"/>
+              <w:t>45</w:t>
+            </w:r>
             <w:r>
               <w:rPr>
                 <w:color w:val="000000"/>
                 <w:sz w:val="19"/>
                 <w:szCs w:val="19"/>
               </w:rPr>
-              <w:t xml:space="preserve">), Docker/CI-CD/monitoring stack, and the full backend skeleton. The AI layer alone (GBR ONNX, </w:t>
-            </w:r>
-            <w:proofErr w:type="spellStart"/>
-            <w:r>
-              <w:rPr>
-                <w:color w:val="000000"/>
-                <w:sz w:val="19"/>
-                <w:szCs w:val="19"/>
-              </w:rPr>
-              <w:t>Sahayak</w:t>
-            </w:r>
-            <w:proofErr w:type="spellEnd"/>
-            <w:r>
-              <w:rPr>
-                <w:color w:val="000000"/>
-                <w:sz w:val="19"/>
-                <w:szCs w:val="19"/>
-              </w:rPr>
-              <w:t xml:space="preserve"> agentic mode, RAG, Opportunity Engine) represents 30–40% of PRISM's unique value.</w:t>
+              <w:t>% of PRISM's unique value.</w:t>
             </w:r>
           </w:p>
         </w:tc>
@@ -1363,23 +1335,7 @@
                 <w:sz w:val="19"/>
                 <w:szCs w:val="19"/>
               </w:rPr>
-              <w:t>2</w:t>
-            </w:r>
-            <w:r>
-              <w:rPr>
-                <w:color w:val="000000"/>
-                <w:sz w:val="19"/>
-                <w:szCs w:val="19"/>
-              </w:rPr>
-              <w:t>1</w:t>
-            </w:r>
-            <w:r>
-              <w:rPr>
-                <w:color w:val="000000"/>
-                <w:sz w:val="19"/>
-                <w:szCs w:val="19"/>
-              </w:rPr>
-              <w:t>%</w:t>
+              <w:t>20%</w:t>
             </w:r>
           </w:p>
         </w:tc>
@@ -1465,23 +1421,7 @@
                 <w:sz w:val="19"/>
                 <w:szCs w:val="19"/>
               </w:rPr>
-              <w:t>2</w:t>
-            </w:r>
-            <w:r>
-              <w:rPr>
-                <w:color w:val="000000"/>
-                <w:sz w:val="19"/>
-                <w:szCs w:val="19"/>
-              </w:rPr>
-              <w:t>1</w:t>
-            </w:r>
-            <w:r>
-              <w:rPr>
-                <w:color w:val="000000"/>
-                <w:sz w:val="19"/>
-                <w:szCs w:val="19"/>
-              </w:rPr>
-              <w:t>%</w:t>
+              <w:t>20%</w:t>
             </w:r>
           </w:p>
         </w:tc>
@@ -1575,7 +1515,7 @@
                 <w:sz w:val="19"/>
                 <w:szCs w:val="19"/>
               </w:rPr>
-              <w:t>8</w:t>
+              <w:t>5</w:t>
             </w:r>
             <w:r>
               <w:rPr>
@@ -1652,15 +1592,7 @@
         <w:spacing w:before="60" w:after="60"/>
       </w:pPr>
       <w:r>
-        <w:t xml:space="preserve">Each role card below shows the primary domains owned, and a phase-by-phase breakdown of every major task that person is responsible for across the 15-month project. "Responsible for" </w:t>
-      </w:r>
-      <w:proofErr w:type="gramStart"/>
-      <w:r>
-        <w:t>means:</w:t>
-      </w:r>
-      <w:proofErr w:type="gramEnd"/>
-      <w:r>
-        <w:t xml:space="preserve"> you design it, build it, test it, and deploy it — though </w:t>
+        <w:t xml:space="preserve">Each role card below shows the primary domains owned, and a phase-by-phase breakdown of every major task that person is responsible for across the 15-month project. "Responsible for" means: you design it, build it, test it, and deploy it — though </w:t>
       </w:r>
       <w:r>
         <w:t>we, the</w:t>
@@ -1773,7 +1705,7 @@
                 <w:sz w:val="40"/>
                 <w:szCs w:val="40"/>
               </w:rPr>
-              <w:t>40%</w:t>
+              <w:t>45%</w:t>
             </w:r>
           </w:p>
           <w:p>
@@ -1965,23 +1897,7 @@
                 <w:sz w:val="19"/>
                 <w:szCs w:val="19"/>
               </w:rPr>
-              <w:t xml:space="preserve">PostgreSQL 16 schema (50+ tables, RLS, </w:t>
-            </w:r>
-            <w:proofErr w:type="spellStart"/>
-            <w:r>
-              <w:rPr>
-                <w:sz w:val="19"/>
-                <w:szCs w:val="19"/>
-              </w:rPr>
-              <w:t>pgvector</w:t>
-            </w:r>
-            <w:proofErr w:type="spellEnd"/>
-            <w:r>
-              <w:rPr>
-                <w:sz w:val="19"/>
-                <w:szCs w:val="19"/>
-              </w:rPr>
-              <w:t>)</w:t>
+              <w:t>PostgreSQL 16 schema (50+ tables, RLS, pgvector)</w:t>
             </w:r>
           </w:p>
         </w:tc>
@@ -2018,23 +1934,7 @@
                 <w:sz w:val="19"/>
                 <w:szCs w:val="19"/>
               </w:rPr>
-              <w:t xml:space="preserve">Redis 7 + </w:t>
-            </w:r>
-            <w:proofErr w:type="spellStart"/>
-            <w:r>
-              <w:rPr>
-                <w:sz w:val="19"/>
-                <w:szCs w:val="19"/>
-              </w:rPr>
-              <w:t>BullMQ</w:t>
-            </w:r>
-            <w:proofErr w:type="spellEnd"/>
-            <w:r>
-              <w:rPr>
-                <w:sz w:val="19"/>
-                <w:szCs w:val="19"/>
-              </w:rPr>
-              <w:t xml:space="preserve"> (cache, queues, pub/sub)</w:t>
+              <w:t>Redis 7 + BullMQ (cache, queues, pub/sub)</w:t>
             </w:r>
           </w:p>
         </w:tc>
@@ -2070,23 +1970,7 @@
                 <w:sz w:val="19"/>
                 <w:szCs w:val="19"/>
               </w:rPr>
-              <w:t xml:space="preserve">All 15 AI/ML modules (GBR ONNX, </w:t>
-            </w:r>
-            <w:proofErr w:type="spellStart"/>
-            <w:r>
-              <w:rPr>
-                <w:sz w:val="19"/>
-                <w:szCs w:val="19"/>
-              </w:rPr>
-              <w:t>Sahayak</w:t>
-            </w:r>
-            <w:proofErr w:type="spellEnd"/>
-            <w:r>
-              <w:rPr>
-                <w:sz w:val="19"/>
-                <w:szCs w:val="19"/>
-              </w:rPr>
-              <w:t>, RAG, etc.)</w:t>
+              <w:t>All 15 AI/ML modules (GBR ONNX, Sahayak, RAG, etc.)</w:t>
             </w:r>
           </w:p>
         </w:tc>
@@ -2159,17 +2043,8 @@
                 <w:sz w:val="19"/>
                 <w:szCs w:val="19"/>
               </w:rPr>
-              <w:t xml:space="preserve">Grafana + Prometheus + Loki + </w:t>
-            </w:r>
-            <w:proofErr w:type="spellStart"/>
-            <w:r>
-              <w:rPr>
-                <w:sz w:val="19"/>
-                <w:szCs w:val="19"/>
-              </w:rPr>
-              <w:t>OpenTelemetry</w:t>
-            </w:r>
-            <w:proofErr w:type="spellEnd"/>
+              <w:t>Grafana + Prometheus + Loki + OpenTelemetry</w:t>
+            </w:r>
           </w:p>
         </w:tc>
       </w:tr>
@@ -2236,37 +2111,12 @@
               </w:numPr>
               <w:spacing w:before="20" w:after="20"/>
             </w:pPr>
-            <w:proofErr w:type="spellStart"/>
-            <w:r>
-              <w:rPr>
-                <w:sz w:val="19"/>
-                <w:szCs w:val="19"/>
-              </w:rPr>
-              <w:t>Meilisearch</w:t>
-            </w:r>
-            <w:proofErr w:type="spellEnd"/>
-            <w:r>
-              <w:rPr>
-                <w:sz w:val="19"/>
-                <w:szCs w:val="19"/>
-              </w:rPr>
-              <w:t xml:space="preserve"> + hybrid search (semantic + </w:t>
-            </w:r>
-            <w:proofErr w:type="gramStart"/>
-            <w:r>
-              <w:rPr>
-                <w:sz w:val="19"/>
-                <w:szCs w:val="19"/>
-              </w:rPr>
-              <w:t>full-text</w:t>
-            </w:r>
-            <w:proofErr w:type="gramEnd"/>
-            <w:r>
-              <w:rPr>
-                <w:sz w:val="19"/>
-                <w:szCs w:val="19"/>
-              </w:rPr>
-              <w:t>)</w:t>
+            <w:r>
+              <w:rPr>
+                <w:sz w:val="19"/>
+                <w:szCs w:val="19"/>
+              </w:rPr>
+              <w:t>Meilisearch + hybrid search (semantic + full-text)</w:t>
             </w:r>
           </w:p>
         </w:tc>
@@ -2549,39 +2399,7 @@
                 <w:sz w:val="18"/>
                 <w:szCs w:val="18"/>
               </w:rPr>
-              <w:t xml:space="preserve">Set up </w:t>
-            </w:r>
-            <w:proofErr w:type="spellStart"/>
-            <w:r>
-              <w:rPr>
-                <w:sz w:val="18"/>
-                <w:szCs w:val="18"/>
-              </w:rPr>
-              <w:t>pgvector</w:t>
-            </w:r>
-            <w:proofErr w:type="spellEnd"/>
-            <w:r>
-              <w:rPr>
-                <w:sz w:val="18"/>
-                <w:szCs w:val="18"/>
-              </w:rPr>
-              <w:t xml:space="preserve"> extension and </w:t>
-            </w:r>
-            <w:proofErr w:type="spellStart"/>
-            <w:r>
-              <w:rPr>
-                <w:sz w:val="18"/>
-                <w:szCs w:val="18"/>
-              </w:rPr>
-              <w:t>IVFFlat</w:t>
-            </w:r>
-            <w:proofErr w:type="spellEnd"/>
-            <w:r>
-              <w:rPr>
-                <w:sz w:val="18"/>
-                <w:szCs w:val="18"/>
-              </w:rPr>
-              <w:t xml:space="preserve"> index for RAG</w:t>
+              <w:t>Set up pgvector extension and IVFFlat index for RAG</w:t>
             </w:r>
           </w:p>
           <w:p>
@@ -2632,23 +2450,7 @@
                 <w:sz w:val="18"/>
                 <w:szCs w:val="18"/>
               </w:rPr>
-              <w:t xml:space="preserve">Set up Redis 7 + </w:t>
-            </w:r>
-            <w:proofErr w:type="spellStart"/>
-            <w:r>
-              <w:rPr>
-                <w:sz w:val="18"/>
-                <w:szCs w:val="18"/>
-              </w:rPr>
-              <w:t>BullMQ</w:t>
-            </w:r>
-            <w:proofErr w:type="spellEnd"/>
-            <w:r>
-              <w:rPr>
-                <w:sz w:val="18"/>
-                <w:szCs w:val="18"/>
-              </w:rPr>
-              <w:t xml:space="preserve"> event bus architecture</w:t>
+              <w:t>Set up Redis 7 + BullMQ event bus architecture</w:t>
             </w:r>
           </w:p>
           <w:p>
@@ -2682,23 +2484,7 @@
                 <w:sz w:val="18"/>
                 <w:szCs w:val="18"/>
               </w:rPr>
-              <w:t xml:space="preserve">Implement </w:t>
-            </w:r>
-            <w:proofErr w:type="spellStart"/>
-            <w:r>
-              <w:rPr>
-                <w:sz w:val="18"/>
-                <w:szCs w:val="18"/>
-              </w:rPr>
-              <w:t>PgBouncer</w:t>
-            </w:r>
-            <w:proofErr w:type="spellEnd"/>
-            <w:r>
-              <w:rPr>
-                <w:sz w:val="18"/>
-                <w:szCs w:val="18"/>
-              </w:rPr>
-              <w:t xml:space="preserve"> connection pooling</w:t>
+              <w:t>Implement PgBouncer connection pooling</w:t>
             </w:r>
           </w:p>
           <w:p>
@@ -2732,23 +2518,7 @@
                 <w:sz w:val="18"/>
                 <w:szCs w:val="18"/>
               </w:rPr>
-              <w:t xml:space="preserve">Configure </w:t>
-            </w:r>
-            <w:proofErr w:type="spellStart"/>
-            <w:r>
-              <w:rPr>
-                <w:sz w:val="18"/>
-                <w:szCs w:val="18"/>
-              </w:rPr>
-              <w:t>OpenTelemetry</w:t>
-            </w:r>
-            <w:proofErr w:type="spellEnd"/>
-            <w:r>
-              <w:rPr>
-                <w:sz w:val="18"/>
-                <w:szCs w:val="18"/>
-              </w:rPr>
-              <w:t xml:space="preserve"> + Grafana Tempo distributed tracing</w:t>
+              <w:t>Configure OpenTelemetry + Grafana Tempo distributed tracing</w:t>
             </w:r>
           </w:p>
           <w:p>
@@ -3121,23 +2891,7 @@
                 <w:sz w:val="18"/>
                 <w:szCs w:val="18"/>
               </w:rPr>
-              <w:t xml:space="preserve">Integrate </w:t>
-            </w:r>
-            <w:proofErr w:type="spellStart"/>
-            <w:r>
-              <w:rPr>
-                <w:sz w:val="18"/>
-                <w:szCs w:val="18"/>
-              </w:rPr>
-              <w:t>OpenWeatherMap</w:t>
-            </w:r>
-            <w:proofErr w:type="spellEnd"/>
-            <w:r>
-              <w:rPr>
-                <w:sz w:val="18"/>
-                <w:szCs w:val="18"/>
-              </w:rPr>
-              <w:t xml:space="preserve"> API with 6h Redis cache</w:t>
+              <w:t>Integrate OpenWeatherMap API with 6h Redis cache</w:t>
             </w:r>
           </w:p>
           <w:p>
@@ -3273,23 +3027,7 @@
                 <w:sz w:val="18"/>
                 <w:szCs w:val="18"/>
               </w:rPr>
-              <w:t xml:space="preserve">Deploy </w:t>
-            </w:r>
-            <w:proofErr w:type="spellStart"/>
-            <w:r>
-              <w:rPr>
-                <w:sz w:val="18"/>
-                <w:szCs w:val="18"/>
-              </w:rPr>
-              <w:t>Ollama</w:t>
-            </w:r>
-            <w:proofErr w:type="spellEnd"/>
-            <w:r>
-              <w:rPr>
-                <w:sz w:val="18"/>
-                <w:szCs w:val="18"/>
-              </w:rPr>
-              <w:t xml:space="preserve"> (Llama 3.2-8B) on VPS with GPU if available</w:t>
+              <w:t>Deploy Ollama (Llama 3.2-8B) on VPS with GPU if available</w:t>
             </w:r>
           </w:p>
           <w:p>
@@ -3306,23 +3044,7 @@
                 <w:sz w:val="18"/>
                 <w:szCs w:val="18"/>
               </w:rPr>
-              <w:t xml:space="preserve">Build RAG pipeline: product embeddings + </w:t>
-            </w:r>
-            <w:proofErr w:type="spellStart"/>
-            <w:r>
-              <w:rPr>
-                <w:sz w:val="18"/>
-                <w:szCs w:val="18"/>
-              </w:rPr>
-              <w:t>pgvector</w:t>
-            </w:r>
-            <w:proofErr w:type="spellEnd"/>
-            <w:r>
-              <w:rPr>
-                <w:sz w:val="18"/>
-                <w:szCs w:val="18"/>
-              </w:rPr>
-              <w:t xml:space="preserve"> cosine search</w:t>
+              <w:t>Build RAG pipeline: product embeddings + pgvector cosine search</w:t>
             </w:r>
           </w:p>
           <w:p>
@@ -3339,23 +3061,7 @@
                 <w:sz w:val="18"/>
                 <w:szCs w:val="18"/>
               </w:rPr>
-              <w:t xml:space="preserve">Build Module 12 — </w:t>
-            </w:r>
-            <w:proofErr w:type="spellStart"/>
-            <w:r>
-              <w:rPr>
-                <w:sz w:val="18"/>
-                <w:szCs w:val="18"/>
-              </w:rPr>
-              <w:t>Sahayak</w:t>
-            </w:r>
-            <w:proofErr w:type="spellEnd"/>
-            <w:r>
-              <w:rPr>
-                <w:sz w:val="18"/>
-                <w:szCs w:val="18"/>
-              </w:rPr>
-              <w:t xml:space="preserve"> V1 (advisor mode with RAG)</w:t>
+              <w:t>Build Module 12 — Sahayak V1 (advisor mode with RAG)</w:t>
             </w:r>
           </w:p>
           <w:p>
@@ -3372,23 +3078,7 @@
                 <w:sz w:val="18"/>
                 <w:szCs w:val="18"/>
               </w:rPr>
-              <w:t xml:space="preserve">Build Module 12 — </w:t>
-            </w:r>
-            <w:proofErr w:type="spellStart"/>
-            <w:r>
-              <w:rPr>
-                <w:sz w:val="18"/>
-                <w:szCs w:val="18"/>
-              </w:rPr>
-              <w:t>Sahayak</w:t>
-            </w:r>
-            <w:proofErr w:type="spellEnd"/>
-            <w:r>
-              <w:rPr>
-                <w:sz w:val="18"/>
-                <w:szCs w:val="18"/>
-              </w:rPr>
-              <w:t xml:space="preserve"> V2 (agentic mode with 9 function calls)</w:t>
+              <w:t>Build Module 12 — Sahayak V2 (agentic mode with 9 function calls)</w:t>
             </w:r>
           </w:p>
           <w:p>
@@ -3541,23 +3231,7 @@
                 <w:sz w:val="18"/>
                 <w:szCs w:val="18"/>
               </w:rPr>
-              <w:t xml:space="preserve">Implement notification </w:t>
-            </w:r>
-            <w:proofErr w:type="spellStart"/>
-            <w:r>
-              <w:rPr>
-                <w:sz w:val="18"/>
-                <w:szCs w:val="18"/>
-              </w:rPr>
-              <w:t>center</w:t>
-            </w:r>
-            <w:proofErr w:type="spellEnd"/>
-            <w:r>
-              <w:rPr>
-                <w:sz w:val="18"/>
-                <w:szCs w:val="18"/>
-              </w:rPr>
-              <w:t xml:space="preserve"> (multi-channel: WhatsApp, in-app, email)</w:t>
+              <w:t>Implement notification center (multi-channel: WhatsApp, in-app, email)</w:t>
             </w:r>
           </w:p>
           <w:p>
@@ -3591,23 +3265,7 @@
                 <w:sz w:val="18"/>
                 <w:szCs w:val="18"/>
               </w:rPr>
-              <w:t xml:space="preserve">Integrate </w:t>
-            </w:r>
-            <w:proofErr w:type="spellStart"/>
-            <w:r>
-              <w:rPr>
-                <w:sz w:val="18"/>
-                <w:szCs w:val="18"/>
-              </w:rPr>
-              <w:t>LiveKit</w:t>
-            </w:r>
-            <w:proofErr w:type="spellEnd"/>
-            <w:r>
-              <w:rPr>
-                <w:sz w:val="18"/>
-                <w:szCs w:val="18"/>
-              </w:rPr>
-              <w:t xml:space="preserve"> (WebRTC SFU) for live commerce streaming</w:t>
+              <w:t>Integrate LiveKit (WebRTC SFU) for live commerce streaming</w:t>
             </w:r>
           </w:p>
           <w:p>
@@ -3877,23 +3535,7 @@
                 <w:sz w:val="18"/>
                 <w:szCs w:val="18"/>
               </w:rPr>
-              <w:t xml:space="preserve">Conduct full security audit: OWASP ZAP + manual </w:t>
-            </w:r>
-            <w:proofErr w:type="spellStart"/>
-            <w:r>
-              <w:rPr>
-                <w:sz w:val="18"/>
-                <w:szCs w:val="18"/>
-              </w:rPr>
-              <w:t>pentest</w:t>
-            </w:r>
-            <w:proofErr w:type="spellEnd"/>
-            <w:r>
-              <w:rPr>
-                <w:sz w:val="18"/>
-                <w:szCs w:val="18"/>
-              </w:rPr>
-              <w:t xml:space="preserve"> of all endpoints</w:t>
+              <w:t>Conduct full security audit: OWASP ZAP + manual pentest of all endpoints</w:t>
             </w:r>
           </w:p>
           <w:p>
@@ -3961,23 +3603,7 @@
                 <w:sz w:val="18"/>
                 <w:szCs w:val="18"/>
               </w:rPr>
-              <w:t>Set up production VPS on Hetzner/</w:t>
-            </w:r>
-            <w:proofErr w:type="spellStart"/>
-            <w:r>
-              <w:rPr>
-                <w:sz w:val="18"/>
-                <w:szCs w:val="18"/>
-              </w:rPr>
-              <w:t>DigitalOcean</w:t>
-            </w:r>
-            <w:proofErr w:type="spellEnd"/>
-            <w:r>
-              <w:rPr>
-                <w:sz w:val="18"/>
-                <w:szCs w:val="18"/>
-              </w:rPr>
-              <w:t xml:space="preserve"> with Cloudflare CDN</w:t>
+              <w:t>Set up production VPS on Hetzner/DigitalOcean with Cloudflare CDN</w:t>
             </w:r>
           </w:p>
           <w:p>
@@ -4121,27 +3747,7 @@
                 <w:sz w:val="40"/>
                 <w:szCs w:val="40"/>
               </w:rPr>
-              <w:t>2</w:t>
-            </w:r>
-            <w:r>
-              <w:rPr>
-                <w:b/>
-                <w:bCs/>
-                <w:color w:val="1B2A4A"/>
-                <w:sz w:val="40"/>
-                <w:szCs w:val="40"/>
-              </w:rPr>
-              <w:t>1</w:t>
-            </w:r>
-            <w:r>
-              <w:rPr>
-                <w:b/>
-                <w:bCs/>
-                <w:color w:val="1B2A4A"/>
-                <w:sz w:val="40"/>
-                <w:szCs w:val="40"/>
-              </w:rPr>
-              <w:t>%</w:t>
+              <w:t>20%</w:t>
             </w:r>
           </w:p>
           <w:p>
@@ -4370,23 +3976,7 @@
                 <w:sz w:val="19"/>
                 <w:szCs w:val="19"/>
               </w:rPr>
-              <w:t xml:space="preserve">Recharts + </w:t>
-            </w:r>
-            <w:proofErr w:type="spellStart"/>
-            <w:r>
-              <w:rPr>
-                <w:sz w:val="19"/>
-                <w:szCs w:val="19"/>
-              </w:rPr>
-              <w:t>Nivo</w:t>
-            </w:r>
-            <w:proofErr w:type="spellEnd"/>
-            <w:r>
-              <w:rPr>
-                <w:sz w:val="19"/>
-                <w:szCs w:val="19"/>
-              </w:rPr>
-              <w:t xml:space="preserve"> for analytics dashboards</w:t>
+              <w:t>Recharts + Nivo for analytics dashboards</w:t>
             </w:r>
           </w:p>
         </w:tc>
@@ -4528,21 +4118,12 @@
               </w:numPr>
               <w:spacing w:before="20" w:after="20"/>
             </w:pPr>
-            <w:proofErr w:type="spellStart"/>
-            <w:r>
-              <w:rPr>
-                <w:sz w:val="19"/>
-                <w:szCs w:val="19"/>
-              </w:rPr>
-              <w:t>LiveKit</w:t>
-            </w:r>
-            <w:proofErr w:type="spellEnd"/>
-            <w:r>
-              <w:rPr>
-                <w:sz w:val="19"/>
-                <w:szCs w:val="19"/>
-              </w:rPr>
-              <w:t xml:space="preserve"> live commerce shoppable UI</w:t>
+            <w:r>
+              <w:rPr>
+                <w:sz w:val="19"/>
+                <w:szCs w:val="19"/>
+              </w:rPr>
+              <w:t>LiveKit live commerce shoppable UI</w:t>
             </w:r>
           </w:p>
         </w:tc>
@@ -4980,23 +4561,7 @@
                 <w:sz w:val="18"/>
                 <w:szCs w:val="18"/>
               </w:rPr>
-              <w:t xml:space="preserve">Set up Zustand cart store (persistent, offline-capable with </w:t>
-            </w:r>
-            <w:proofErr w:type="spellStart"/>
-            <w:r>
-              <w:rPr>
-                <w:sz w:val="18"/>
-                <w:szCs w:val="18"/>
-              </w:rPr>
-              <w:t>localStorage</w:t>
-            </w:r>
-            <w:proofErr w:type="spellEnd"/>
-            <w:r>
-              <w:rPr>
-                <w:sz w:val="18"/>
-                <w:szCs w:val="18"/>
-              </w:rPr>
-              <w:t>)</w:t>
+              <w:t>Set up Zustand cart store (persistent, offline-capable with localStorage)</w:t>
             </w:r>
           </w:p>
           <w:p>
@@ -5419,23 +4984,7 @@
                 <w:sz w:val="18"/>
                 <w:szCs w:val="18"/>
               </w:rPr>
-              <w:t xml:space="preserve">Build </w:t>
-            </w:r>
-            <w:proofErr w:type="spellStart"/>
-            <w:r>
-              <w:rPr>
-                <w:sz w:val="18"/>
-                <w:szCs w:val="18"/>
-              </w:rPr>
-              <w:t>Sahayak</w:t>
-            </w:r>
-            <w:proofErr w:type="spellEnd"/>
-            <w:r>
-              <w:rPr>
-                <w:sz w:val="18"/>
-                <w:szCs w:val="18"/>
-              </w:rPr>
-              <w:t xml:space="preserve"> chat UI for vendors (floating panel, Bangla/English toggle)</w:t>
+              <w:t>Build Sahayak chat UI for vendors (floating panel, Bangla/English toggle)</w:t>
             </w:r>
           </w:p>
           <w:p>
@@ -5452,23 +5001,7 @@
                 <w:sz w:val="18"/>
                 <w:szCs w:val="18"/>
               </w:rPr>
-              <w:t xml:space="preserve">Build </w:t>
-            </w:r>
-            <w:proofErr w:type="spellStart"/>
-            <w:r>
-              <w:rPr>
-                <w:sz w:val="18"/>
-                <w:szCs w:val="18"/>
-              </w:rPr>
-              <w:t>Sahayak</w:t>
-            </w:r>
-            <w:proofErr w:type="spellEnd"/>
-            <w:r>
-              <w:rPr>
-                <w:sz w:val="18"/>
-                <w:szCs w:val="18"/>
-              </w:rPr>
-              <w:t xml:space="preserve"> chat UI for buyers (embedded in product/search pages)</w:t>
+              <w:t>Build Sahayak chat UI for buyers (embedded in product/search pages)</w:t>
             </w:r>
           </w:p>
           <w:p>
@@ -5502,23 +5035,7 @@
                 <w:sz w:val="18"/>
                 <w:szCs w:val="18"/>
               </w:rPr>
-              <w:t xml:space="preserve">Connect </w:t>
-            </w:r>
-            <w:proofErr w:type="spellStart"/>
-            <w:r>
-              <w:rPr>
-                <w:sz w:val="18"/>
-                <w:szCs w:val="18"/>
-              </w:rPr>
-              <w:t>Meilisearch</w:t>
-            </w:r>
-            <w:proofErr w:type="spellEnd"/>
-            <w:r>
-              <w:rPr>
-                <w:sz w:val="18"/>
-                <w:szCs w:val="18"/>
-              </w:rPr>
-              <w:t xml:space="preserve"> + semantic search to product search bar (type-ahead)</w:t>
+              <w:t>Connect Meilisearch + semantic search to product search bar (type-ahead)</w:t>
             </w:r>
           </w:p>
         </w:tc>
@@ -5602,23 +5119,7 @@
                 <w:sz w:val="18"/>
                 <w:szCs w:val="18"/>
               </w:rPr>
-              <w:t xml:space="preserve">Build notification bell + notification </w:t>
-            </w:r>
-            <w:proofErr w:type="spellStart"/>
-            <w:r>
-              <w:rPr>
-                <w:sz w:val="18"/>
-                <w:szCs w:val="18"/>
-              </w:rPr>
-              <w:t>center</w:t>
-            </w:r>
-            <w:proofErr w:type="spellEnd"/>
-            <w:r>
-              <w:rPr>
-                <w:sz w:val="18"/>
-                <w:szCs w:val="18"/>
-              </w:rPr>
-              <w:t xml:space="preserve"> (read/unread, multi-channel)</w:t>
+              <w:t>Build notification bell + notification center (read/unread, multi-channel)</w:t>
             </w:r>
           </w:p>
           <w:p>
@@ -5669,23 +5170,7 @@
                 <w:sz w:val="18"/>
                 <w:szCs w:val="18"/>
               </w:rPr>
-              <w:t xml:space="preserve">Build </w:t>
-            </w:r>
-            <w:proofErr w:type="spellStart"/>
-            <w:r>
-              <w:rPr>
-                <w:sz w:val="18"/>
-                <w:szCs w:val="18"/>
-              </w:rPr>
-              <w:t>LiveKit</w:t>
-            </w:r>
-            <w:proofErr w:type="spellEnd"/>
-            <w:r>
-              <w:rPr>
-                <w:sz w:val="18"/>
-                <w:szCs w:val="18"/>
-              </w:rPr>
-              <w:t xml:space="preserve"> live stream viewer UI: shoppable overlay, Q&amp;A panel, reactions, viewer count</w:t>
+              <w:t>Build LiveKit live stream viewer UI: shoppable overlay, Q&amp;A panel, reactions, viewer count</w:t>
             </w:r>
           </w:p>
           <w:p>
@@ -6254,27 +5739,7 @@
                 <w:sz w:val="40"/>
                 <w:szCs w:val="40"/>
               </w:rPr>
-              <w:t>2</w:t>
-            </w:r>
-            <w:r>
-              <w:rPr>
-                <w:b/>
-                <w:bCs/>
-                <w:color w:val="1B2A4A"/>
-                <w:sz w:val="40"/>
-                <w:szCs w:val="40"/>
-              </w:rPr>
-              <w:t>1</w:t>
-            </w:r>
-            <w:r>
-              <w:rPr>
-                <w:b/>
-                <w:bCs/>
-                <w:color w:val="1B2A4A"/>
-                <w:sz w:val="40"/>
-                <w:szCs w:val="40"/>
-              </w:rPr>
-              <w:t>%</w:t>
+              <w:t>20%</w:t>
             </w:r>
           </w:p>
           <w:p>
@@ -6607,69 +6072,12 @@
               </w:numPr>
               <w:spacing w:before="20" w:after="20"/>
             </w:pPr>
-            <w:proofErr w:type="spellStart"/>
-            <w:r>
-              <w:rPr>
-                <w:sz w:val="19"/>
-                <w:szCs w:val="19"/>
-              </w:rPr>
-              <w:t>Pathao</w:t>
-            </w:r>
-            <w:proofErr w:type="spellEnd"/>
-            <w:r>
-              <w:rPr>
-                <w:sz w:val="19"/>
-                <w:szCs w:val="19"/>
-              </w:rPr>
-              <w:t xml:space="preserve"> + </w:t>
-            </w:r>
-            <w:proofErr w:type="spellStart"/>
-            <w:r>
-              <w:rPr>
-                <w:sz w:val="19"/>
-                <w:szCs w:val="19"/>
-              </w:rPr>
-              <w:t>RedX</w:t>
-            </w:r>
-            <w:proofErr w:type="spellEnd"/>
-            <w:r>
-              <w:rPr>
-                <w:sz w:val="19"/>
-                <w:szCs w:val="19"/>
-              </w:rPr>
-              <w:t xml:space="preserve"> + </w:t>
-            </w:r>
-            <w:proofErr w:type="spellStart"/>
-            <w:r>
-              <w:rPr>
-                <w:sz w:val="19"/>
-                <w:szCs w:val="19"/>
-              </w:rPr>
-              <w:t>Paperfly</w:t>
-            </w:r>
-            <w:proofErr w:type="spellEnd"/>
-            <w:r>
-              <w:rPr>
-                <w:sz w:val="19"/>
-                <w:szCs w:val="19"/>
-              </w:rPr>
-              <w:t xml:space="preserve"> + Steadfast + </w:t>
-            </w:r>
-            <w:proofErr w:type="spellStart"/>
-            <w:r>
-              <w:rPr>
-                <w:sz w:val="19"/>
-                <w:szCs w:val="19"/>
-              </w:rPr>
-              <w:t>eCourier</w:t>
-            </w:r>
-            <w:proofErr w:type="spellEnd"/>
-            <w:r>
-              <w:rPr>
-                <w:sz w:val="19"/>
-                <w:szCs w:val="19"/>
-              </w:rPr>
-              <w:t xml:space="preserve"> APIs</w:t>
+            <w:r>
+              <w:rPr>
+                <w:sz w:val="19"/>
+                <w:szCs w:val="19"/>
+              </w:rPr>
+              <w:t>Pathao + RedX + Paperfly + Steadfast + eCourier APIs</w:t>
             </w:r>
           </w:p>
         </w:tc>
@@ -6742,23 +6150,7 @@
                 <w:sz w:val="19"/>
                 <w:szCs w:val="19"/>
               </w:rPr>
-              <w:t>BNPL partner integration (</w:t>
-            </w:r>
-            <w:proofErr w:type="spellStart"/>
-            <w:r>
-              <w:rPr>
-                <w:sz w:val="19"/>
-                <w:szCs w:val="19"/>
-              </w:rPr>
-              <w:t>ShopUp</w:t>
-            </w:r>
-            <w:proofErr w:type="spellEnd"/>
-            <w:r>
-              <w:rPr>
-                <w:sz w:val="19"/>
-                <w:szCs w:val="19"/>
-              </w:rPr>
-              <w:t xml:space="preserve"> / IDLC)</w:t>
+              <w:t>BNPL partner integration (ShopUp / IDLC)</w:t>
             </w:r>
           </w:p>
         </w:tc>
@@ -7178,23 +6570,7 @@
                 <w:sz w:val="18"/>
                 <w:szCs w:val="18"/>
               </w:rPr>
-              <w:t xml:space="preserve">Build escrow system: separate ledger table, hold on payment, </w:t>
-            </w:r>
-            <w:proofErr w:type="gramStart"/>
-            <w:r>
-              <w:rPr>
-                <w:sz w:val="18"/>
-                <w:szCs w:val="18"/>
-              </w:rPr>
-              <w:t>dual-approval</w:t>
-            </w:r>
-            <w:proofErr w:type="gramEnd"/>
-            <w:r>
-              <w:rPr>
-                <w:sz w:val="18"/>
-                <w:szCs w:val="18"/>
-              </w:rPr>
-              <w:t xml:space="preserve"> for manual release</w:t>
+              <w:t>Build escrow system: separate ledger table, hold on payment, dual-approval for manual release</w:t>
             </w:r>
           </w:p>
           <w:p>
@@ -7431,23 +6807,7 @@
                 <w:sz w:val="18"/>
                 <w:szCs w:val="18"/>
               </w:rPr>
-              <w:t xml:space="preserve">Complete all 12 WhatsApp templates (stock alerts, order updates, festival pre-surge, </w:t>
-            </w:r>
-            <w:proofErr w:type="spellStart"/>
-            <w:r>
-              <w:rPr>
-                <w:sz w:val="18"/>
-                <w:szCs w:val="18"/>
-              </w:rPr>
-              <w:t>Sahayak</w:t>
-            </w:r>
-            <w:proofErr w:type="spellEnd"/>
-            <w:r>
-              <w:rPr>
-                <w:sz w:val="18"/>
-                <w:szCs w:val="18"/>
-              </w:rPr>
-              <w:t xml:space="preserve"> summaries)</w:t>
+              <w:t>Complete all 12 WhatsApp templates (stock alerts, order updates, festival pre-surge, Sahayak summaries)</w:t>
             </w:r>
           </w:p>
           <w:p>
@@ -7481,23 +6841,7 @@
                 <w:sz w:val="18"/>
                 <w:szCs w:val="18"/>
               </w:rPr>
-              <w:t xml:space="preserve">Build WhatsApp dispatch service: </w:t>
-            </w:r>
-            <w:proofErr w:type="spellStart"/>
-            <w:r>
-              <w:rPr>
-                <w:sz w:val="18"/>
-                <w:szCs w:val="18"/>
-              </w:rPr>
-              <w:t>BullMQ</w:t>
-            </w:r>
-            <w:proofErr w:type="spellEnd"/>
-            <w:r>
-              <w:rPr>
-                <w:sz w:val="18"/>
-                <w:szCs w:val="18"/>
-              </w:rPr>
-              <w:t xml:space="preserve"> job → Meta Cloud API → delivery status tracking</w:t>
+              <w:t>Build WhatsApp dispatch service: BullMQ job → Meta Cloud API → delivery status tracking</w:t>
             </w:r>
           </w:p>
           <w:p>
@@ -7565,23 +6909,7 @@
                 <w:sz w:val="18"/>
                 <w:szCs w:val="18"/>
               </w:rPr>
-              <w:t xml:space="preserve">Integrate </w:t>
-            </w:r>
-            <w:proofErr w:type="spellStart"/>
-            <w:r>
-              <w:rPr>
-                <w:sz w:val="18"/>
-                <w:szCs w:val="18"/>
-              </w:rPr>
-              <w:t>Sahayak</w:t>
-            </w:r>
-            <w:proofErr w:type="spellEnd"/>
-            <w:r>
-              <w:rPr>
-                <w:sz w:val="18"/>
-                <w:szCs w:val="18"/>
-              </w:rPr>
-              <w:t xml:space="preserve"> tool endpoints that Member C owns (coupon creation, analytics fetch)</w:t>
+              <w:t>Integrate Sahayak tool endpoints that Member C owns (coupon creation, analytics fetch)</w:t>
             </w:r>
           </w:p>
         </w:tc>
@@ -7800,23 +7128,7 @@
                 <w:sz w:val="18"/>
                 <w:szCs w:val="18"/>
               </w:rPr>
-              <w:t xml:space="preserve">Integrate </w:t>
-            </w:r>
-            <w:proofErr w:type="spellStart"/>
-            <w:r>
-              <w:rPr>
-                <w:sz w:val="18"/>
-                <w:szCs w:val="18"/>
-              </w:rPr>
-              <w:t>Pathao</w:t>
-            </w:r>
-            <w:proofErr w:type="spellEnd"/>
-            <w:r>
-              <w:rPr>
-                <w:sz w:val="18"/>
-                <w:szCs w:val="18"/>
-              </w:rPr>
-              <w:t xml:space="preserve"> Courier API: quote, book, track, webhook for status updates</w:t>
+              <w:t>Integrate Pathao Courier API: quote, book, track, webhook for status updates</w:t>
             </w:r>
           </w:p>
           <w:p>
@@ -7833,23 +7145,7 @@
                 <w:sz w:val="18"/>
                 <w:szCs w:val="18"/>
               </w:rPr>
-              <w:t xml:space="preserve">Integrate </w:t>
-            </w:r>
-            <w:proofErr w:type="spellStart"/>
-            <w:r>
-              <w:rPr>
-                <w:sz w:val="18"/>
-                <w:szCs w:val="18"/>
-              </w:rPr>
-              <w:t>RedX</w:t>
-            </w:r>
-            <w:proofErr w:type="spellEnd"/>
-            <w:r>
-              <w:rPr>
-                <w:sz w:val="18"/>
-                <w:szCs w:val="18"/>
-              </w:rPr>
-              <w:t xml:space="preserve"> API: same flow + COD reconciliation webhook</w:t>
+              <w:t>Integrate RedX API: same flow + COD reconciliation webhook</w:t>
             </w:r>
           </w:p>
           <w:p>
@@ -7866,23 +7162,7 @@
                 <w:sz w:val="18"/>
                 <w:szCs w:val="18"/>
               </w:rPr>
-              <w:t xml:space="preserve">Integrate </w:t>
-            </w:r>
-            <w:proofErr w:type="spellStart"/>
-            <w:r>
-              <w:rPr>
-                <w:sz w:val="18"/>
-                <w:szCs w:val="18"/>
-              </w:rPr>
-              <w:t>Paperfly</w:t>
-            </w:r>
-            <w:proofErr w:type="spellEnd"/>
-            <w:r>
-              <w:rPr>
-                <w:sz w:val="18"/>
-                <w:szCs w:val="18"/>
-              </w:rPr>
-              <w:t xml:space="preserve"> API: sub-district routing + tracking</w:t>
+              <w:t>Integrate Paperfly API: sub-district routing + tracking</w:t>
             </w:r>
           </w:p>
           <w:p>
@@ -7916,23 +7196,7 @@
                 <w:sz w:val="18"/>
                 <w:szCs w:val="18"/>
               </w:rPr>
-              <w:t xml:space="preserve">Integrate </w:t>
-            </w:r>
-            <w:proofErr w:type="spellStart"/>
-            <w:r>
-              <w:rPr>
-                <w:sz w:val="18"/>
-                <w:szCs w:val="18"/>
-              </w:rPr>
-              <w:t>eCourier</w:t>
-            </w:r>
-            <w:proofErr w:type="spellEnd"/>
-            <w:r>
-              <w:rPr>
-                <w:sz w:val="18"/>
-                <w:szCs w:val="18"/>
-              </w:rPr>
-              <w:t xml:space="preserve"> API: same-day Dhaka delivery option</w:t>
+              <w:t>Integrate eCourier API: same-day Dhaka delivery option</w:t>
             </w:r>
           </w:p>
           <w:p>
@@ -8017,23 +7281,7 @@
                 <w:sz w:val="18"/>
                 <w:szCs w:val="18"/>
               </w:rPr>
-              <w:t xml:space="preserve">Integrate BNPL: </w:t>
-            </w:r>
-            <w:proofErr w:type="spellStart"/>
-            <w:r>
-              <w:rPr>
-                <w:sz w:val="18"/>
-                <w:szCs w:val="18"/>
-              </w:rPr>
-              <w:t>ShopUp</w:t>
-            </w:r>
-            <w:proofErr w:type="spellEnd"/>
-            <w:r>
-              <w:rPr>
-                <w:sz w:val="18"/>
-                <w:szCs w:val="18"/>
-              </w:rPr>
-              <w:t xml:space="preserve"> and/or IDLC Capital API for 3/6/12 month EMI</w:t>
+              <w:t>Integrate BNPL: ShopUp and/or IDLC Capital API for 3/6/12 month EMI</w:t>
             </w:r>
           </w:p>
           <w:p>
@@ -8050,23 +7298,7 @@
                 <w:sz w:val="18"/>
                 <w:szCs w:val="18"/>
               </w:rPr>
-              <w:t xml:space="preserve">Build VAT computation module (15% auto on applicable </w:t>
-            </w:r>
-            <w:proofErr w:type="spellStart"/>
-            <w:r>
-              <w:rPr>
-                <w:sz w:val="18"/>
-                <w:szCs w:val="18"/>
-              </w:rPr>
-              <w:t>txns</w:t>
-            </w:r>
-            <w:proofErr w:type="spellEnd"/>
-            <w:r>
-              <w:rPr>
-                <w:sz w:val="18"/>
-                <w:szCs w:val="18"/>
-              </w:rPr>
-              <w:t>) + monthly VAT report generator</w:t>
+              <w:t>Build VAT computation module (15% auto on applicable txns) + monthly VAT report generator</w:t>
             </w:r>
           </w:p>
           <w:p>
@@ -8168,23 +7400,7 @@
                 <w:sz w:val="18"/>
                 <w:szCs w:val="18"/>
               </w:rPr>
-              <w:t xml:space="preserve">Stress </w:t>
-            </w:r>
-            <w:proofErr w:type="gramStart"/>
-            <w:r>
-              <w:rPr>
-                <w:sz w:val="18"/>
-                <w:szCs w:val="18"/>
-              </w:rPr>
-              <w:t>test</w:t>
-            </w:r>
-            <w:proofErr w:type="gramEnd"/>
-            <w:r>
-              <w:rPr>
-                <w:sz w:val="18"/>
-                <w:szCs w:val="18"/>
-              </w:rPr>
-              <w:t xml:space="preserve"> all payment gateways in staging with simulated failures</w:t>
+              <w:t>Stress test all payment gateways in staging with simulated failures</w:t>
             </w:r>
           </w:p>
           <w:p>
@@ -8389,7 +7605,7 @@
                 <w:sz w:val="40"/>
                 <w:szCs w:val="40"/>
               </w:rPr>
-              <w:t>8</w:t>
+              <w:t>5</w:t>
             </w:r>
             <w:r>
               <w:rPr>
@@ -8628,23 +7844,7 @@
                 <w:sz w:val="19"/>
                 <w:szCs w:val="19"/>
               </w:rPr>
-              <w:t xml:space="preserve">OWASP ZAP security scanning + manual </w:t>
-            </w:r>
-            <w:proofErr w:type="spellStart"/>
-            <w:r>
-              <w:rPr>
-                <w:sz w:val="19"/>
-                <w:szCs w:val="19"/>
-              </w:rPr>
-              <w:t>pentest</w:t>
-            </w:r>
-            <w:proofErr w:type="spellEnd"/>
-            <w:r>
-              <w:rPr>
-                <w:sz w:val="19"/>
-                <w:szCs w:val="19"/>
-              </w:rPr>
-              <w:t xml:space="preserve"> support</w:t>
+              <w:t>OWASP ZAP security scanning + manual pentest support</w:t>
             </w:r>
           </w:p>
         </w:tc>
@@ -8821,21 +8021,12 @@
               </w:numPr>
               <w:spacing w:before="20" w:after="20"/>
             </w:pPr>
-            <w:proofErr w:type="spellStart"/>
-            <w:r>
-              <w:rPr>
-                <w:sz w:val="19"/>
-                <w:szCs w:val="19"/>
-              </w:rPr>
-              <w:t>PostHog</w:t>
-            </w:r>
-            <w:proofErr w:type="spellEnd"/>
-            <w:r>
-              <w:rPr>
-                <w:sz w:val="19"/>
-                <w:szCs w:val="19"/>
-              </w:rPr>
-              <w:t xml:space="preserve"> + Grafana dashboard configuration for analytics</w:t>
+            <w:r>
+              <w:rPr>
+                <w:sz w:val="19"/>
+                <w:szCs w:val="19"/>
+              </w:rPr>
+              <w:t>PostHog + Grafana dashboard configuration for analytics</w:t>
             </w:r>
           </w:p>
         </w:tc>
@@ -9203,23 +8394,7 @@
                 <w:sz w:val="18"/>
                 <w:szCs w:val="18"/>
               </w:rPr>
-              <w:t xml:space="preserve">Set up </w:t>
-            </w:r>
-            <w:proofErr w:type="spellStart"/>
-            <w:r>
-              <w:rPr>
-                <w:sz w:val="18"/>
-                <w:szCs w:val="18"/>
-              </w:rPr>
-              <w:t>PostHog</w:t>
-            </w:r>
-            <w:proofErr w:type="spellEnd"/>
-            <w:r>
-              <w:rPr>
-                <w:sz w:val="18"/>
-                <w:szCs w:val="18"/>
-              </w:rPr>
-              <w:t xml:space="preserve"> for product analytics tracking</w:t>
+              <w:t>Set up PostHog for product analytics tracking</w:t>
             </w:r>
           </w:p>
           <w:p>
@@ -9592,23 +8767,7 @@
                 <w:sz w:val="18"/>
                 <w:szCs w:val="18"/>
               </w:rPr>
-              <w:t xml:space="preserve">Write weather impact tests (verify </w:t>
-            </w:r>
-            <w:proofErr w:type="spellStart"/>
-            <w:r>
-              <w:rPr>
-                <w:sz w:val="18"/>
-                <w:szCs w:val="18"/>
-              </w:rPr>
-              <w:t>precipitation_mm</w:t>
-            </w:r>
-            <w:proofErr w:type="spellEnd"/>
-            <w:r>
-              <w:rPr>
-                <w:sz w:val="18"/>
-                <w:szCs w:val="18"/>
-              </w:rPr>
-              <w:t xml:space="preserve"> feature changes forecast output)</w:t>
+              <w:t>Write weather impact tests (verify precipitation_mm feature changes forecast output)</w:t>
             </w:r>
           </w:p>
           <w:p>
@@ -9642,23 +8801,7 @@
                 <w:sz w:val="18"/>
                 <w:szCs w:val="18"/>
               </w:rPr>
-              <w:t xml:space="preserve">Write integration tests for </w:t>
-            </w:r>
-            <w:proofErr w:type="spellStart"/>
-            <w:r>
-              <w:rPr>
-                <w:sz w:val="18"/>
-                <w:szCs w:val="18"/>
-              </w:rPr>
-              <w:t>Sahayak</w:t>
-            </w:r>
-            <w:proofErr w:type="spellEnd"/>
-            <w:r>
-              <w:rPr>
-                <w:sz w:val="18"/>
-                <w:szCs w:val="18"/>
-              </w:rPr>
-              <w:t xml:space="preserve"> agentic tool calls (all 9 tools)</w:t>
+              <w:t>Write integration tests for Sahayak agentic tool calls (all 9 tools)</w:t>
             </w:r>
           </w:p>
           <w:p>
@@ -9692,23 +8835,7 @@
                 <w:sz w:val="18"/>
                 <w:szCs w:val="18"/>
               </w:rPr>
-              <w:t xml:space="preserve">Write Opportunity Engine tests (verify 4 alert </w:t>
-            </w:r>
-            <w:proofErr w:type="gramStart"/>
-            <w:r>
-              <w:rPr>
-                <w:sz w:val="18"/>
-                <w:szCs w:val="18"/>
-              </w:rPr>
-              <w:t>types</w:t>
-            </w:r>
-            <w:proofErr w:type="gramEnd"/>
-            <w:r>
-              <w:rPr>
-                <w:sz w:val="18"/>
-                <w:szCs w:val="18"/>
-              </w:rPr>
-              <w:t xml:space="preserve"> fire under correct conditions)</w:t>
+              <w:t>Write Opportunity Engine tests (verify 4 alert types fire under correct conditions)</w:t>
             </w:r>
           </w:p>
           <w:p>
@@ -9877,23 +9004,7 @@
                 <w:sz w:val="18"/>
                 <w:szCs w:val="18"/>
               </w:rPr>
-              <w:t xml:space="preserve">Record PRISM Academy videos: WhatsApp notification setup, using </w:t>
-            </w:r>
-            <w:proofErr w:type="spellStart"/>
-            <w:r>
-              <w:rPr>
-                <w:sz w:val="18"/>
-                <w:szCs w:val="18"/>
-              </w:rPr>
-              <w:t>Sahayak</w:t>
-            </w:r>
-            <w:proofErr w:type="spellEnd"/>
-            <w:r>
-              <w:rPr>
-                <w:sz w:val="18"/>
-                <w:szCs w:val="18"/>
-              </w:rPr>
-              <w:t>, live streaming guide</w:t>
+              <w:t>Record PRISM Academy videos: WhatsApp notification setup, using Sahayak, live streaming guide</w:t>
             </w:r>
           </w:p>
           <w:p>
@@ -10282,23 +9393,7 @@
                 <w:sz w:val="18"/>
                 <w:szCs w:val="18"/>
               </w:rPr>
-              <w:t xml:space="preserve">Assist Sagar with manual </w:t>
-            </w:r>
-            <w:proofErr w:type="spellStart"/>
-            <w:r>
-              <w:rPr>
-                <w:sz w:val="18"/>
-                <w:szCs w:val="18"/>
-              </w:rPr>
-              <w:t>pentest</w:t>
-            </w:r>
-            <w:proofErr w:type="spellEnd"/>
-            <w:r>
-              <w:rPr>
-                <w:sz w:val="18"/>
-                <w:szCs w:val="18"/>
-              </w:rPr>
-              <w:t>: payment webhook replay attacks, RLS bypass attempts</w:t>
+              <w:t>Assist Sagar with manual pentest: payment webhook replay attacks, RLS bypass attempts</w:t>
             </w:r>
           </w:p>
           <w:p>
@@ -10999,39 +10094,7 @@
                 <w:sz w:val="18"/>
                 <w:szCs w:val="18"/>
               </w:rPr>
-              <w:t xml:space="preserve">Set up </w:t>
-            </w:r>
-            <w:proofErr w:type="spellStart"/>
-            <w:r>
-              <w:rPr>
-                <w:sz w:val="18"/>
-                <w:szCs w:val="18"/>
-              </w:rPr>
-              <w:t>pgvector</w:t>
-            </w:r>
-            <w:proofErr w:type="spellEnd"/>
-            <w:r>
-              <w:rPr>
-                <w:sz w:val="18"/>
-                <w:szCs w:val="18"/>
-              </w:rPr>
-              <w:t xml:space="preserve"> + </w:t>
-            </w:r>
-            <w:proofErr w:type="spellStart"/>
-            <w:r>
-              <w:rPr>
-                <w:sz w:val="18"/>
-                <w:szCs w:val="18"/>
-              </w:rPr>
-              <w:t>IVFFlat</w:t>
-            </w:r>
-            <w:proofErr w:type="spellEnd"/>
-            <w:r>
-              <w:rPr>
-                <w:sz w:val="18"/>
-                <w:szCs w:val="18"/>
-              </w:rPr>
-              <w:t xml:space="preserve"> index</w:t>
+              <w:t>Set up pgvector + IVFFlat index</w:t>
             </w:r>
           </w:p>
         </w:tc>
@@ -11112,23 +10175,7 @@
                 <w:sz w:val="18"/>
                 <w:szCs w:val="18"/>
               </w:rPr>
-              <w:t xml:space="preserve">Set up </w:t>
-            </w:r>
-            <w:proofErr w:type="spellStart"/>
-            <w:r>
-              <w:rPr>
-                <w:sz w:val="18"/>
-                <w:szCs w:val="18"/>
-              </w:rPr>
-              <w:t>PostHog</w:t>
-            </w:r>
-            <w:proofErr w:type="spellEnd"/>
-            <w:r>
-              <w:rPr>
-                <w:sz w:val="18"/>
-                <w:szCs w:val="18"/>
-              </w:rPr>
-              <w:t xml:space="preserve"> + UptimeRobot</w:t>
+              <w:t>Set up PostHog + UptimeRobot</w:t>
             </w:r>
           </w:p>
         </w:tc>
@@ -11541,51 +10588,7 @@
                 <w:sz w:val="20"/>
                 <w:szCs w:val="20"/>
               </w:rPr>
-              <w:t xml:space="preserve">Goal: </w:t>
-            </w:r>
-            <w:proofErr w:type="spellStart"/>
-            <w:r>
-              <w:rPr>
-                <w:i/>
-                <w:iCs/>
-                <w:color w:val="E6F4F5"/>
-                <w:sz w:val="20"/>
-                <w:szCs w:val="20"/>
-              </w:rPr>
-              <w:t>Redis+BullMQ</w:t>
-            </w:r>
-            <w:proofErr w:type="spellEnd"/>
-            <w:r>
-              <w:rPr>
-                <w:i/>
-                <w:iCs/>
-                <w:color w:val="E6F4F5"/>
-                <w:sz w:val="20"/>
-                <w:szCs w:val="20"/>
-              </w:rPr>
-              <w:t xml:space="preserve"> live, CQRS foundation, Escrow system, Bangla QR started, </w:t>
-            </w:r>
-            <w:proofErr w:type="spellStart"/>
-            <w:r>
-              <w:rPr>
-                <w:i/>
-                <w:iCs/>
-                <w:color w:val="E6F4F5"/>
-                <w:sz w:val="20"/>
-                <w:szCs w:val="20"/>
-              </w:rPr>
-              <w:t>Meilisearch</w:t>
-            </w:r>
-            <w:proofErr w:type="spellEnd"/>
-            <w:r>
-              <w:rPr>
-                <w:i/>
-                <w:iCs/>
-                <w:color w:val="E6F4F5"/>
-                <w:sz w:val="20"/>
-                <w:szCs w:val="20"/>
-              </w:rPr>
-              <w:t xml:space="preserve"> up</w:t>
+              <w:t>Goal: Redis+BullMQ live, CQRS foundation, Escrow system, Bangla QR started, Meilisearch up</w:t>
             </w:r>
           </w:p>
         </w:tc>
@@ -11748,23 +10751,7 @@
                 <w:sz w:val="18"/>
                 <w:szCs w:val="18"/>
               </w:rPr>
-              <w:t xml:space="preserve">Redis 7 + </w:t>
-            </w:r>
-            <w:proofErr w:type="spellStart"/>
-            <w:r>
-              <w:rPr>
-                <w:sz w:val="18"/>
-                <w:szCs w:val="18"/>
-              </w:rPr>
-              <w:t>BullMQ</w:t>
-            </w:r>
-            <w:proofErr w:type="spellEnd"/>
-            <w:r>
-              <w:rPr>
-                <w:sz w:val="18"/>
-                <w:szCs w:val="18"/>
-              </w:rPr>
-              <w:t xml:space="preserve"> event bus setup</w:t>
+              <w:t>Redis 7 + BullMQ event bus setup</w:t>
             </w:r>
           </w:p>
         </w:tc>
@@ -11874,39 +10861,7 @@
                 <w:sz w:val="18"/>
                 <w:szCs w:val="18"/>
               </w:rPr>
-              <w:t xml:space="preserve">CQRS: </w:t>
-            </w:r>
-            <w:proofErr w:type="spellStart"/>
-            <w:r>
-              <w:rPr>
-                <w:sz w:val="18"/>
-                <w:szCs w:val="18"/>
-              </w:rPr>
-              <w:t>CommandBus</w:t>
-            </w:r>
-            <w:proofErr w:type="spellEnd"/>
-            <w:r>
-              <w:rPr>
-                <w:sz w:val="18"/>
-                <w:szCs w:val="18"/>
-              </w:rPr>
-              <w:t xml:space="preserve">, </w:t>
-            </w:r>
-            <w:proofErr w:type="spellStart"/>
-            <w:r>
-              <w:rPr>
-                <w:sz w:val="18"/>
-                <w:szCs w:val="18"/>
-              </w:rPr>
-              <w:t>QueryBus</w:t>
-            </w:r>
-            <w:proofErr w:type="spellEnd"/>
-            <w:r>
-              <w:rPr>
-                <w:sz w:val="18"/>
-                <w:szCs w:val="18"/>
-              </w:rPr>
-              <w:t>, Event Store</w:t>
+              <w:t>CQRS: CommandBus, QueryBus, Event Store</w:t>
             </w:r>
           </w:p>
         </w:tc>
@@ -12011,21 +10966,12 @@
             </w:tcMar>
           </w:tcPr>
           <w:p>
-            <w:proofErr w:type="spellStart"/>
-            <w:r>
-              <w:rPr>
-                <w:sz w:val="18"/>
-                <w:szCs w:val="18"/>
-              </w:rPr>
-              <w:t>PgBouncer</w:t>
-            </w:r>
-            <w:proofErr w:type="spellEnd"/>
-            <w:r>
-              <w:rPr>
-                <w:sz w:val="18"/>
-                <w:szCs w:val="18"/>
-              </w:rPr>
-              <w:t xml:space="preserve"> connection pooling</w:t>
+            <w:r>
+              <w:rPr>
+                <w:sz w:val="18"/>
+                <w:szCs w:val="18"/>
+              </w:rPr>
+              <w:t>PgBouncer connection pooling</w:t>
             </w:r>
           </w:p>
         </w:tc>
@@ -12130,21 +11076,12 @@
             </w:tcMar>
           </w:tcPr>
           <w:p>
-            <w:proofErr w:type="spellStart"/>
-            <w:r>
-              <w:rPr>
-                <w:sz w:val="18"/>
-                <w:szCs w:val="18"/>
-              </w:rPr>
-              <w:t>Meilisearch</w:t>
-            </w:r>
-            <w:proofErr w:type="spellEnd"/>
-            <w:r>
-              <w:rPr>
-                <w:sz w:val="18"/>
-                <w:szCs w:val="18"/>
-              </w:rPr>
-              <w:t xml:space="preserve"> setup + product index</w:t>
+            <w:r>
+              <w:rPr>
+                <w:sz w:val="18"/>
+                <w:szCs w:val="18"/>
+              </w:rPr>
+              <w:t>Meilisearch setup + product index</w:t>
             </w:r>
           </w:p>
         </w:tc>
@@ -12528,29 +11465,7 @@
                 <w:sz w:val="20"/>
                 <w:szCs w:val="20"/>
               </w:rPr>
-              <w:t xml:space="preserve">Goal: All payment gateways live (test mode), KYC pipeline, </w:t>
-            </w:r>
-            <w:proofErr w:type="spellStart"/>
-            <w:r>
-              <w:rPr>
-                <w:i/>
-                <w:iCs/>
-                <w:color w:val="E6F4F5"/>
-                <w:sz w:val="20"/>
-                <w:szCs w:val="20"/>
-              </w:rPr>
-              <w:t>OpenTelemetry</w:t>
-            </w:r>
-            <w:proofErr w:type="spellEnd"/>
-            <w:r>
-              <w:rPr>
-                <w:i/>
-                <w:iCs/>
-                <w:color w:val="E6F4F5"/>
-                <w:sz w:val="20"/>
-                <w:szCs w:val="20"/>
-              </w:rPr>
-              <w:t>, i18n complete</w:t>
+              <w:t>Goal: All payment gateways live (test mode), KYC pipeline, OpenTelemetry, i18n complete</w:t>
             </w:r>
           </w:p>
         </w:tc>
@@ -12819,21 +11734,12 @@
             </w:tcMar>
           </w:tcPr>
           <w:p>
-            <w:proofErr w:type="spellStart"/>
-            <w:r>
-              <w:rPr>
-                <w:sz w:val="18"/>
-                <w:szCs w:val="18"/>
-              </w:rPr>
-              <w:t>OpenTelemetry</w:t>
-            </w:r>
-            <w:proofErr w:type="spellEnd"/>
-            <w:r>
-              <w:rPr>
-                <w:sz w:val="18"/>
-                <w:szCs w:val="18"/>
-              </w:rPr>
-              <w:t xml:space="preserve"> + Grafana Tempo tracing</w:t>
+            <w:r>
+              <w:rPr>
+                <w:sz w:val="18"/>
+                <w:szCs w:val="18"/>
+              </w:rPr>
+              <w:t>OpenTelemetry + Grafana Tempo tracing</w:t>
             </w:r>
           </w:p>
         </w:tc>
@@ -15039,15 +13945,7 @@
         <w:spacing w:before="60" w:after="60"/>
       </w:pPr>
       <w:r>
-        <w:t xml:space="preserve">This is the core differentiator phase. The GBR ONNX model, </w:t>
-      </w:r>
-      <w:proofErr w:type="spellStart"/>
-      <w:r>
-        <w:t>Sahayak</w:t>
-      </w:r>
-      <w:proofErr w:type="spellEnd"/>
-      <w:r>
-        <w:t xml:space="preserve"> agentic assistant, and RAG pipeline make PRISM unique. Budget the most time here.</w:t>
+        <w:t>This is the core differentiator phase. The GBR ONNX model, Sahayak agentic assistant, and RAG pipeline make PRISM unique. Budget the most time here.</w:t>
       </w:r>
     </w:p>
     <w:p>
@@ -15454,23 +14352,7 @@
                 <w:sz w:val="18"/>
                 <w:szCs w:val="18"/>
               </w:rPr>
-              <w:t>WhatsApp dispatch service (</w:t>
-            </w:r>
-            <w:proofErr w:type="spellStart"/>
-            <w:r>
-              <w:rPr>
-                <w:sz w:val="18"/>
-                <w:szCs w:val="18"/>
-              </w:rPr>
-              <w:t>BullMQ</w:t>
-            </w:r>
-            <w:proofErr w:type="spellEnd"/>
-            <w:r>
-              <w:rPr>
-                <w:sz w:val="18"/>
-                <w:szCs w:val="18"/>
-              </w:rPr>
-              <w:t xml:space="preserve"> → Meta API)</w:t>
+              <w:t>WhatsApp dispatch service (BullMQ → Meta API)</w:t>
             </w:r>
           </w:p>
         </w:tc>
@@ -15945,21 +14827,12 @@
             </w:tcMar>
           </w:tcPr>
           <w:p>
-            <w:proofErr w:type="spellStart"/>
-            <w:r>
-              <w:rPr>
-                <w:sz w:val="18"/>
-                <w:szCs w:val="18"/>
-              </w:rPr>
-              <w:t>OpenWeatherMap</w:t>
-            </w:r>
-            <w:proofErr w:type="spellEnd"/>
-            <w:r>
-              <w:rPr>
-                <w:sz w:val="18"/>
-                <w:szCs w:val="18"/>
-              </w:rPr>
-              <w:t xml:space="preserve"> integration (6h Redis cache)</w:t>
+            <w:r>
+              <w:rPr>
+                <w:sz w:val="18"/>
+                <w:szCs w:val="18"/>
+              </w:rPr>
+              <w:t>OpenWeatherMap integration (6h Redis cache)</w:t>
             </w:r>
           </w:p>
         </w:tc>
@@ -16040,21 +14913,12 @@
             </w:tcMar>
           </w:tcPr>
           <w:p>
-            <w:proofErr w:type="gramStart"/>
-            <w:r>
-              <w:rPr>
-                <w:sz w:val="18"/>
-                <w:szCs w:val="18"/>
-              </w:rPr>
-              <w:t>Cold-start</w:t>
-            </w:r>
-            <w:proofErr w:type="gramEnd"/>
-            <w:r>
-              <w:rPr>
-                <w:sz w:val="18"/>
-                <w:szCs w:val="18"/>
-              </w:rPr>
-              <w:t xml:space="preserve"> seed system (synthetic_sales_seed)</w:t>
+            <w:r>
+              <w:rPr>
+                <w:sz w:val="18"/>
+                <w:szCs w:val="18"/>
+              </w:rPr>
+              <w:t>Cold-start seed system (synthetic_sales_seed)</w:t>
             </w:r>
           </w:p>
         </w:tc>
@@ -17197,21 +16061,7 @@
               <w:rPr>
                 <w:color w:val="F4A261"/>
               </w:rPr>
-              <w:t xml:space="preserve">— </w:t>
-            </w:r>
-            <w:proofErr w:type="spellStart"/>
-            <w:r>
-              <w:rPr>
-                <w:color w:val="F4A261"/>
-              </w:rPr>
-              <w:t>Sahayak</w:t>
-            </w:r>
-            <w:proofErr w:type="spellEnd"/>
-            <w:r>
-              <w:rPr>
-                <w:color w:val="F4A261"/>
-              </w:rPr>
-              <w:t xml:space="preserve"> &amp; RAG</w:t>
+              <w:t>— Sahayak &amp; RAG</w:t>
             </w:r>
           </w:p>
           <w:p>
@@ -17226,73 +16076,7 @@
                 <w:sz w:val="20"/>
                 <w:szCs w:val="20"/>
               </w:rPr>
-              <w:t xml:space="preserve">Goal: </w:t>
-            </w:r>
-            <w:proofErr w:type="spellStart"/>
-            <w:r>
-              <w:rPr>
-                <w:i/>
-                <w:iCs/>
-                <w:color w:val="E6F4F5"/>
-                <w:sz w:val="20"/>
-                <w:szCs w:val="20"/>
-              </w:rPr>
-              <w:t>Ollama</w:t>
-            </w:r>
-            <w:proofErr w:type="spellEnd"/>
-            <w:r>
-              <w:rPr>
-                <w:i/>
-                <w:iCs/>
-                <w:color w:val="E6F4F5"/>
-                <w:sz w:val="20"/>
-                <w:szCs w:val="20"/>
-              </w:rPr>
-              <w:t xml:space="preserve"> deployed, RAG pipeline (</w:t>
-            </w:r>
-            <w:proofErr w:type="spellStart"/>
-            <w:r>
-              <w:rPr>
-                <w:i/>
-                <w:iCs/>
-                <w:color w:val="E6F4F5"/>
-                <w:sz w:val="20"/>
-                <w:szCs w:val="20"/>
-              </w:rPr>
-              <w:t>pgvector</w:t>
-            </w:r>
-            <w:proofErr w:type="spellEnd"/>
-            <w:r>
-              <w:rPr>
-                <w:i/>
-                <w:iCs/>
-                <w:color w:val="E6F4F5"/>
-                <w:sz w:val="20"/>
-                <w:szCs w:val="20"/>
-              </w:rPr>
-              <w:t xml:space="preserve">), </w:t>
-            </w:r>
-            <w:proofErr w:type="spellStart"/>
-            <w:r>
-              <w:rPr>
-                <w:i/>
-                <w:iCs/>
-                <w:color w:val="E6F4F5"/>
-                <w:sz w:val="20"/>
-                <w:szCs w:val="20"/>
-              </w:rPr>
-              <w:t>Sahayak</w:t>
-            </w:r>
-            <w:proofErr w:type="spellEnd"/>
-            <w:r>
-              <w:rPr>
-                <w:i/>
-                <w:iCs/>
-                <w:color w:val="E6F4F5"/>
-                <w:sz w:val="20"/>
-                <w:szCs w:val="20"/>
-              </w:rPr>
-              <w:t xml:space="preserve"> V1 (advisor) + V2 (agentic), Bangla voice commands</w:t>
+              <w:t>Goal: Ollama deployed, RAG pipeline (pgvector), Sahayak V1 (advisor) + V2 (agentic), Bangla voice commands</w:t>
             </w:r>
           </w:p>
         </w:tc>
@@ -17455,23 +16239,7 @@
                 <w:sz w:val="18"/>
                 <w:szCs w:val="18"/>
               </w:rPr>
-              <w:t xml:space="preserve">Deploy </w:t>
-            </w:r>
-            <w:proofErr w:type="spellStart"/>
-            <w:r>
-              <w:rPr>
-                <w:sz w:val="18"/>
-                <w:szCs w:val="18"/>
-              </w:rPr>
-              <w:t>Ollama</w:t>
-            </w:r>
-            <w:proofErr w:type="spellEnd"/>
-            <w:r>
-              <w:rPr>
-                <w:sz w:val="18"/>
-                <w:szCs w:val="18"/>
-              </w:rPr>
-              <w:t xml:space="preserve"> (Llama 3.2-8B) on VPS</w:t>
+              <w:t>Deploy Ollama (Llama 3.2-8B) on VPS</w:t>
             </w:r>
           </w:p>
         </w:tc>
@@ -17493,21 +16261,12 @@
             </w:tcMar>
           </w:tcPr>
           <w:p>
-            <w:proofErr w:type="spellStart"/>
-            <w:r>
-              <w:rPr>
-                <w:sz w:val="18"/>
-                <w:szCs w:val="18"/>
-              </w:rPr>
-              <w:t>Sahayak</w:t>
-            </w:r>
-            <w:proofErr w:type="spellEnd"/>
-            <w:r>
-              <w:rPr>
-                <w:sz w:val="18"/>
-                <w:szCs w:val="18"/>
-              </w:rPr>
-              <w:t xml:space="preserve"> chat UI (vendor floating panel)</w:t>
+            <w:r>
+              <w:rPr>
+                <w:sz w:val="18"/>
+                <w:szCs w:val="18"/>
+              </w:rPr>
+              <w:t>Sahayak chat UI (vendor floating panel)</w:t>
             </w:r>
           </w:p>
         </w:tc>
@@ -17534,23 +16293,7 @@
                 <w:sz w:val="18"/>
                 <w:szCs w:val="18"/>
               </w:rPr>
-              <w:t xml:space="preserve">API endpoints </w:t>
-            </w:r>
-            <w:proofErr w:type="spellStart"/>
-            <w:r>
-              <w:rPr>
-                <w:sz w:val="18"/>
-                <w:szCs w:val="18"/>
-              </w:rPr>
-              <w:t>Sahayak</w:t>
-            </w:r>
-            <w:proofErr w:type="spellEnd"/>
-            <w:r>
-              <w:rPr>
-                <w:sz w:val="18"/>
-                <w:szCs w:val="18"/>
-              </w:rPr>
-              <w:t xml:space="preserve"> can call as tools:</w:t>
+              <w:t>API endpoints Sahayak can call as tools:</w:t>
             </w:r>
           </w:p>
         </w:tc>
@@ -17572,21 +16315,12 @@
             </w:tcMar>
           </w:tcPr>
           <w:p>
-            <w:proofErr w:type="spellStart"/>
-            <w:r>
-              <w:rPr>
-                <w:sz w:val="18"/>
-                <w:szCs w:val="18"/>
-              </w:rPr>
-              <w:t>Sahayak</w:t>
-            </w:r>
-            <w:proofErr w:type="spellEnd"/>
-            <w:r>
-              <w:rPr>
-                <w:sz w:val="18"/>
-                <w:szCs w:val="18"/>
-              </w:rPr>
-              <w:t xml:space="preserve"> agentic tool call integration tests</w:t>
+            <w:r>
+              <w:rPr>
+                <w:sz w:val="18"/>
+                <w:szCs w:val="18"/>
+              </w:rPr>
+              <w:t>Sahayak agentic tool call integration tests</w:t>
             </w:r>
           </w:p>
         </w:tc>
@@ -17637,21 +16371,12 @@
             </w:tcMar>
           </w:tcPr>
           <w:p>
-            <w:proofErr w:type="spellStart"/>
-            <w:r>
-              <w:rPr>
-                <w:sz w:val="18"/>
-                <w:szCs w:val="18"/>
-              </w:rPr>
-              <w:t>Sahayak</w:t>
-            </w:r>
-            <w:proofErr w:type="spellEnd"/>
-            <w:r>
-              <w:rPr>
-                <w:sz w:val="18"/>
-                <w:szCs w:val="18"/>
-              </w:rPr>
-              <w:t xml:space="preserve"> chat UI (buyer embedded in search)</w:t>
+            <w:r>
+              <w:rPr>
+                <w:sz w:val="18"/>
+                <w:szCs w:val="18"/>
+              </w:rPr>
+              <w:t>Sahayak chat UI (buyer embedded in search)</w:t>
             </w:r>
           </w:p>
         </w:tc>
@@ -17678,49 +16403,8 @@
                 <w:sz w:val="18"/>
                 <w:szCs w:val="18"/>
               </w:rPr>
-              <w:t xml:space="preserve">— </w:t>
-            </w:r>
-            <w:proofErr w:type="spellStart"/>
-            <w:r>
-              <w:rPr>
-                <w:sz w:val="18"/>
-                <w:szCs w:val="18"/>
-              </w:rPr>
-              <w:t>get_forecast</w:t>
-            </w:r>
-            <w:proofErr w:type="spellEnd"/>
-            <w:r>
-              <w:rPr>
-                <w:sz w:val="18"/>
-                <w:szCs w:val="18"/>
-              </w:rPr>
-              <w:t xml:space="preserve">, </w:t>
-            </w:r>
-            <w:proofErr w:type="spellStart"/>
-            <w:r>
-              <w:rPr>
-                <w:sz w:val="18"/>
-                <w:szCs w:val="18"/>
-              </w:rPr>
-              <w:t>get_analytics</w:t>
-            </w:r>
-            <w:proofErr w:type="spellEnd"/>
-            <w:r>
-              <w:rPr>
-                <w:sz w:val="18"/>
-                <w:szCs w:val="18"/>
-              </w:rPr>
-              <w:t xml:space="preserve">, </w:t>
-            </w:r>
-            <w:proofErr w:type="spellStart"/>
-            <w:r>
-              <w:rPr>
-                <w:sz w:val="18"/>
-                <w:szCs w:val="18"/>
-              </w:rPr>
-              <w:t>get_order_status</w:t>
-            </w:r>
-            <w:proofErr w:type="spellEnd"/>
+              <w:t>— get_forecast, get_analytics, get_order_status</w:t>
+            </w:r>
           </w:p>
         </w:tc>
         <w:tc>
@@ -17746,55 +16430,7 @@
                 <w:sz w:val="18"/>
                 <w:szCs w:val="18"/>
               </w:rPr>
-              <w:t>RAG Bangla query tests ("</w:t>
-            </w:r>
-            <w:proofErr w:type="spellStart"/>
-            <w:r>
-              <w:rPr>
-                <w:sz w:val="18"/>
-                <w:szCs w:val="18"/>
-              </w:rPr>
-              <w:t>ঈদের</w:t>
-            </w:r>
-            <w:proofErr w:type="spellEnd"/>
-            <w:r>
-              <w:rPr>
-                <w:sz w:val="18"/>
-                <w:szCs w:val="18"/>
-              </w:rPr>
-              <w:t xml:space="preserve"> </w:t>
-            </w:r>
-            <w:proofErr w:type="spellStart"/>
-            <w:r>
-              <w:rPr>
-                <w:sz w:val="18"/>
-                <w:szCs w:val="18"/>
-              </w:rPr>
-              <w:t>লাল</w:t>
-            </w:r>
-            <w:proofErr w:type="spellEnd"/>
-            <w:r>
-              <w:rPr>
-                <w:sz w:val="18"/>
-                <w:szCs w:val="18"/>
-              </w:rPr>
-              <w:t xml:space="preserve"> </w:t>
-            </w:r>
-            <w:proofErr w:type="spellStart"/>
-            <w:r>
-              <w:rPr>
-                <w:sz w:val="18"/>
-                <w:szCs w:val="18"/>
-              </w:rPr>
-              <w:t>শাড়ি</w:t>
-            </w:r>
-            <w:proofErr w:type="spellEnd"/>
-            <w:r>
-              <w:rPr>
-                <w:sz w:val="18"/>
-                <w:szCs w:val="18"/>
-              </w:rPr>
-              <w:t>" etc.)</w:t>
+              <w:t>RAG Bangla query tests ("ঈদের লাল শাড়ি" etc.)</w:t>
             </w:r>
           </w:p>
         </w:tc>
@@ -17818,21 +16454,12 @@
             </w:tcMar>
           </w:tcPr>
           <w:p>
-            <w:proofErr w:type="spellStart"/>
-            <w:r>
-              <w:rPr>
-                <w:sz w:val="18"/>
-                <w:szCs w:val="18"/>
-              </w:rPr>
-              <w:t>IVFFlat</w:t>
-            </w:r>
-            <w:proofErr w:type="spellEnd"/>
-            <w:r>
-              <w:rPr>
-                <w:sz w:val="18"/>
-                <w:szCs w:val="18"/>
-              </w:rPr>
-              <w:t xml:space="preserve"> index + cosine similarity search</w:t>
+            <w:r>
+              <w:rPr>
+                <w:sz w:val="18"/>
+                <w:szCs w:val="18"/>
+              </w:rPr>
+              <w:t>IVFFlat index + cosine similarity search</w:t>
             </w:r>
           </w:p>
         </w:tc>
@@ -17886,49 +16513,8 @@
                 <w:sz w:val="18"/>
                 <w:szCs w:val="18"/>
               </w:rPr>
-              <w:t xml:space="preserve">— </w:t>
-            </w:r>
-            <w:proofErr w:type="spellStart"/>
-            <w:r>
-              <w:rPr>
-                <w:sz w:val="18"/>
-                <w:szCs w:val="18"/>
-              </w:rPr>
-              <w:t>create_coupon</w:t>
-            </w:r>
-            <w:proofErr w:type="spellEnd"/>
-            <w:r>
-              <w:rPr>
-                <w:sz w:val="18"/>
-                <w:szCs w:val="18"/>
-              </w:rPr>
-              <w:t xml:space="preserve">, </w:t>
-            </w:r>
-            <w:proofErr w:type="spellStart"/>
-            <w:r>
-              <w:rPr>
-                <w:sz w:val="18"/>
-                <w:szCs w:val="18"/>
-              </w:rPr>
-              <w:t>set_discount</w:t>
-            </w:r>
-            <w:proofErr w:type="spellEnd"/>
-            <w:r>
-              <w:rPr>
-                <w:sz w:val="18"/>
-                <w:szCs w:val="18"/>
-              </w:rPr>
-              <w:t xml:space="preserve">, </w:t>
-            </w:r>
-            <w:proofErr w:type="spellStart"/>
-            <w:r>
-              <w:rPr>
-                <w:sz w:val="18"/>
-                <w:szCs w:val="18"/>
-              </w:rPr>
-              <w:t>add_to_cart</w:t>
-            </w:r>
-            <w:proofErr w:type="spellEnd"/>
+              <w:t>— create_coupon, set_discount, add_to_cart</w:t>
+            </w:r>
           </w:p>
         </w:tc>
         <w:tc>
@@ -17983,23 +16569,7 @@
                 <w:sz w:val="18"/>
                 <w:szCs w:val="18"/>
               </w:rPr>
-              <w:t>Reciprocal rank fusion (</w:t>
-            </w:r>
-            <w:proofErr w:type="spellStart"/>
-            <w:r>
-              <w:rPr>
-                <w:sz w:val="18"/>
-                <w:szCs w:val="18"/>
-              </w:rPr>
-              <w:t>Meilisearch</w:t>
-            </w:r>
-            <w:proofErr w:type="spellEnd"/>
-            <w:r>
-              <w:rPr>
-                <w:sz w:val="18"/>
-                <w:szCs w:val="18"/>
-              </w:rPr>
-              <w:t xml:space="preserve"> + semantic)</w:t>
+              <w:t>Reciprocal rank fusion (Meilisearch + semantic)</w:t>
             </w:r>
           </w:p>
         </w:tc>
@@ -18026,23 +16596,7 @@
                 <w:sz w:val="18"/>
                 <w:szCs w:val="18"/>
               </w:rPr>
-              <w:t xml:space="preserve">Real-time </w:t>
-            </w:r>
-            <w:proofErr w:type="spellStart"/>
-            <w:r>
-              <w:rPr>
-                <w:sz w:val="18"/>
-                <w:szCs w:val="18"/>
-              </w:rPr>
-              <w:t>Sahayak</w:t>
-            </w:r>
-            <w:proofErr w:type="spellEnd"/>
-            <w:r>
-              <w:rPr>
-                <w:sz w:val="18"/>
-                <w:szCs w:val="18"/>
-              </w:rPr>
-              <w:t xml:space="preserve"> response streaming UI</w:t>
+              <w:t>Real-time Sahayak response streaming UI</w:t>
             </w:r>
           </w:p>
         </w:tc>
@@ -18069,55 +16623,7 @@
                 <w:sz w:val="18"/>
                 <w:szCs w:val="18"/>
               </w:rPr>
-              <w:t xml:space="preserve">— </w:t>
-            </w:r>
-            <w:proofErr w:type="spellStart"/>
-            <w:r>
-              <w:rPr>
-                <w:sz w:val="18"/>
-                <w:szCs w:val="18"/>
-              </w:rPr>
-              <w:t>apply_coupon</w:t>
-            </w:r>
-            <w:proofErr w:type="spellEnd"/>
-            <w:r>
-              <w:rPr>
-                <w:sz w:val="18"/>
-                <w:szCs w:val="18"/>
-              </w:rPr>
-              <w:t xml:space="preserve">, </w:t>
-            </w:r>
-            <w:proofErr w:type="spellStart"/>
-            <w:r>
-              <w:rPr>
-                <w:sz w:val="18"/>
-                <w:szCs w:val="18"/>
-              </w:rPr>
-              <w:t>search_products</w:t>
-            </w:r>
-            <w:proofErr w:type="spellEnd"/>
-            <w:r>
-              <w:rPr>
-                <w:sz w:val="18"/>
-                <w:szCs w:val="18"/>
-              </w:rPr>
-              <w:t xml:space="preserve">, </w:t>
-            </w:r>
-            <w:proofErr w:type="spellStart"/>
-            <w:r>
-              <w:rPr>
-                <w:sz w:val="18"/>
-                <w:szCs w:val="18"/>
-              </w:rPr>
-              <w:t>go_live</w:t>
-            </w:r>
-            <w:proofErr w:type="spellEnd"/>
-            <w:r>
-              <w:rPr>
-                <w:sz w:val="18"/>
-                <w:szCs w:val="18"/>
-              </w:rPr>
-              <w:t xml:space="preserve"> trigger</w:t>
+              <w:t>— apply_coupon, search_products, go_live trigger</w:t>
             </w:r>
           </w:p>
         </w:tc>
@@ -18144,17 +16650,8 @@
                 <w:sz w:val="18"/>
                 <w:szCs w:val="18"/>
               </w:rPr>
-              <w:t xml:space="preserve">Script PRISM Academy video: using </w:t>
-            </w:r>
-            <w:proofErr w:type="spellStart"/>
-            <w:r>
-              <w:rPr>
-                <w:sz w:val="18"/>
-                <w:szCs w:val="18"/>
-              </w:rPr>
-              <w:t>Sahayak</w:t>
-            </w:r>
-            <w:proofErr w:type="spellEnd"/>
+              <w:t>Script PRISM Academy video: using Sahayak</w:t>
+            </w:r>
           </w:p>
         </w:tc>
       </w:tr>
@@ -18177,21 +16674,12 @@
             </w:tcMar>
           </w:tcPr>
           <w:p>
-            <w:proofErr w:type="spellStart"/>
-            <w:r>
-              <w:rPr>
-                <w:sz w:val="18"/>
-                <w:szCs w:val="18"/>
-              </w:rPr>
-              <w:t>Sahayak</w:t>
-            </w:r>
-            <w:proofErr w:type="spellEnd"/>
-            <w:r>
-              <w:rPr>
-                <w:sz w:val="18"/>
-                <w:szCs w:val="18"/>
-              </w:rPr>
-              <w:t xml:space="preserve"> V1: advisor mode with RAG context</w:t>
+            <w:r>
+              <w:rPr>
+                <w:sz w:val="18"/>
+                <w:szCs w:val="18"/>
+              </w:rPr>
+              <w:t>Sahayak V1: advisor mode with RAG context</w:t>
             </w:r>
           </w:p>
         </w:tc>
@@ -18296,21 +16784,12 @@
             </w:tcMar>
           </w:tcPr>
           <w:p>
-            <w:proofErr w:type="spellStart"/>
-            <w:r>
-              <w:rPr>
-                <w:sz w:val="18"/>
-                <w:szCs w:val="18"/>
-              </w:rPr>
-              <w:t>Sahayak</w:t>
-            </w:r>
-            <w:proofErr w:type="spellEnd"/>
-            <w:r>
-              <w:rPr>
-                <w:sz w:val="18"/>
-                <w:szCs w:val="18"/>
-              </w:rPr>
-              <w:t xml:space="preserve"> V2: agentic mode (9 function calls)</w:t>
+            <w:r>
+              <w:rPr>
+                <w:sz w:val="18"/>
+                <w:szCs w:val="18"/>
+              </w:rPr>
+              <w:t>Sahayak V2: agentic mode (9 function calls)</w:t>
             </w:r>
           </w:p>
         </w:tc>
@@ -18485,21 +16964,12 @@
             </w:tcMar>
           </w:tcPr>
           <w:p>
-            <w:proofErr w:type="spellStart"/>
-            <w:r>
-              <w:rPr>
-                <w:sz w:val="18"/>
-                <w:szCs w:val="18"/>
-              </w:rPr>
-              <w:t>Sahayak</w:t>
-            </w:r>
-            <w:proofErr w:type="spellEnd"/>
-            <w:r>
-              <w:rPr>
-                <w:sz w:val="18"/>
-                <w:szCs w:val="18"/>
-              </w:rPr>
-              <w:t xml:space="preserve"> rate limiting by subscription tier</w:t>
+            <w:r>
+              <w:rPr>
+                <w:sz w:val="18"/>
+                <w:szCs w:val="18"/>
+              </w:rPr>
+              <w:t>Sahayak rate limiting by subscription tier</w:t>
             </w:r>
           </w:p>
         </w:tc>
@@ -18580,21 +17050,12 @@
             </w:tcMar>
           </w:tcPr>
           <w:p>
-            <w:proofErr w:type="spellStart"/>
-            <w:r>
-              <w:rPr>
-                <w:sz w:val="18"/>
-                <w:szCs w:val="18"/>
-              </w:rPr>
-              <w:t>Sahayak</w:t>
-            </w:r>
-            <w:proofErr w:type="spellEnd"/>
-            <w:r>
-              <w:rPr>
-                <w:sz w:val="18"/>
-                <w:szCs w:val="18"/>
-              </w:rPr>
-              <w:t xml:space="preserve"> conversation audit log</w:t>
+            <w:r>
+              <w:rPr>
+                <w:sz w:val="18"/>
+                <w:szCs w:val="18"/>
+              </w:rPr>
+              <w:t>Sahayak conversation audit log</w:t>
             </w:r>
           </w:p>
         </w:tc>
@@ -18795,29 +17256,7 @@
                 <w:sz w:val="20"/>
                 <w:szCs w:val="20"/>
               </w:rPr>
-              <w:t xml:space="preserve">Goal: WhatsApp all 12 templates live, in-app chat, notification </w:t>
-            </w:r>
-            <w:proofErr w:type="spellStart"/>
-            <w:r>
-              <w:rPr>
-                <w:i/>
-                <w:iCs/>
-                <w:color w:val="E6F4F5"/>
-                <w:sz w:val="20"/>
-                <w:szCs w:val="20"/>
-              </w:rPr>
-              <w:t>center</w:t>
-            </w:r>
-            <w:proofErr w:type="spellEnd"/>
-            <w:r>
-              <w:rPr>
-                <w:i/>
-                <w:iCs/>
-                <w:color w:val="E6F4F5"/>
-                <w:sz w:val="20"/>
-                <w:szCs w:val="20"/>
-              </w:rPr>
-              <w:t>, support tickets, PRISM Academy MVP (5 videos)</w:t>
+              <w:t>Goal: WhatsApp all 12 templates live, in-app chat, notification center, support tickets, PRISM Academy MVP (5 videos)</w:t>
             </w:r>
           </w:p>
         </w:tc>
@@ -19117,23 +17556,7 @@
                 <w:sz w:val="18"/>
                 <w:szCs w:val="18"/>
               </w:rPr>
-              <w:t xml:space="preserve">Notification bell + notification </w:t>
-            </w:r>
-            <w:proofErr w:type="spellStart"/>
-            <w:r>
-              <w:rPr>
-                <w:sz w:val="18"/>
-                <w:szCs w:val="18"/>
-              </w:rPr>
-              <w:t>center</w:t>
-            </w:r>
-            <w:proofErr w:type="spellEnd"/>
-            <w:r>
-              <w:rPr>
-                <w:sz w:val="18"/>
-                <w:szCs w:val="18"/>
-              </w:rPr>
-              <w:t xml:space="preserve"> UI</w:t>
+              <w:t>Notification bell + notification center UI</w:t>
             </w:r>
           </w:p>
         </w:tc>
@@ -19216,23 +17639,7 @@
                 <w:sz w:val="18"/>
                 <w:szCs w:val="18"/>
               </w:rPr>
-              <w:t xml:space="preserve">Multi-channel notification </w:t>
-            </w:r>
-            <w:proofErr w:type="spellStart"/>
-            <w:r>
-              <w:rPr>
-                <w:sz w:val="18"/>
-                <w:szCs w:val="18"/>
-              </w:rPr>
-              <w:t>center</w:t>
-            </w:r>
-            <w:proofErr w:type="spellEnd"/>
-            <w:r>
-              <w:rPr>
-                <w:sz w:val="18"/>
-                <w:szCs w:val="18"/>
-              </w:rPr>
-              <w:t xml:space="preserve"> backend</w:t>
+              <w:t>Multi-channel notification center backend</w:t>
             </w:r>
           </w:p>
         </w:tc>
@@ -19694,29 +18101,7 @@
                 <w:sz w:val="20"/>
                 <w:szCs w:val="20"/>
               </w:rPr>
-              <w:t xml:space="preserve">Goal: </w:t>
-            </w:r>
-            <w:proofErr w:type="spellStart"/>
-            <w:r>
-              <w:rPr>
-                <w:i/>
-                <w:iCs/>
-                <w:color w:val="E6F4F5"/>
-                <w:sz w:val="20"/>
-                <w:szCs w:val="20"/>
-              </w:rPr>
-              <w:t>LiveKit</w:t>
-            </w:r>
-            <w:proofErr w:type="spellEnd"/>
-            <w:r>
-              <w:rPr>
-                <w:i/>
-                <w:iCs/>
-                <w:color w:val="E6F4F5"/>
-                <w:sz w:val="20"/>
-                <w:szCs w:val="20"/>
-              </w:rPr>
-              <w:t xml:space="preserve"> live streaming, shoppable overlays, short-form reel feed, TikTok Shop sync, Facebook Shops</w:t>
+              <w:t>Goal: LiveKit live streaming, shoppable overlays, short-form reel feed, TikTok Shop sync, Facebook Shops</w:t>
             </w:r>
           </w:p>
         </w:tc>
@@ -19874,21 +18259,12 @@
             </w:tcMar>
           </w:tcPr>
           <w:p>
-            <w:proofErr w:type="spellStart"/>
-            <w:r>
-              <w:rPr>
-                <w:sz w:val="18"/>
-                <w:szCs w:val="18"/>
-              </w:rPr>
-              <w:t>LiveKit</w:t>
-            </w:r>
-            <w:proofErr w:type="spellEnd"/>
-            <w:r>
-              <w:rPr>
-                <w:sz w:val="18"/>
-                <w:szCs w:val="18"/>
-              </w:rPr>
-              <w:t xml:space="preserve"> WebRTC SFU integration</w:t>
+            <w:r>
+              <w:rPr>
+                <w:sz w:val="18"/>
+                <w:szCs w:val="18"/>
+              </w:rPr>
+              <w:t>LiveKit WebRTC SFU integration</w:t>
             </w:r>
           </w:p>
         </w:tc>
@@ -19910,21 +18286,12 @@
             </w:tcMar>
           </w:tcPr>
           <w:p>
-            <w:proofErr w:type="spellStart"/>
-            <w:r>
-              <w:rPr>
-                <w:sz w:val="18"/>
-                <w:szCs w:val="18"/>
-              </w:rPr>
-              <w:t>LiveKit</w:t>
-            </w:r>
-            <w:proofErr w:type="spellEnd"/>
-            <w:r>
-              <w:rPr>
-                <w:sz w:val="18"/>
-                <w:szCs w:val="18"/>
-              </w:rPr>
-              <w:t xml:space="preserve"> viewer UI (overlay, Q&amp;A, reactions, count)</w:t>
+            <w:r>
+              <w:rPr>
+                <w:sz w:val="18"/>
+                <w:szCs w:val="18"/>
+              </w:rPr>
+              <w:t>LiveKit viewer UI (overlay, Q&amp;A, reactions, count)</w:t>
             </w:r>
           </w:p>
         </w:tc>
@@ -20774,21 +19141,12 @@
             </w:tcMar>
           </w:tcPr>
           <w:p>
-            <w:proofErr w:type="spellStart"/>
-            <w:r>
-              <w:rPr>
-                <w:sz w:val="18"/>
-                <w:szCs w:val="18"/>
-              </w:rPr>
-              <w:t>Pathao</w:t>
-            </w:r>
-            <w:proofErr w:type="spellEnd"/>
-            <w:r>
-              <w:rPr>
-                <w:sz w:val="18"/>
-                <w:szCs w:val="18"/>
-              </w:rPr>
-              <w:t xml:space="preserve"> Courier REST API: quote + book + track</w:t>
+            <w:r>
+              <w:rPr>
+                <w:sz w:val="18"/>
+                <w:szCs w:val="18"/>
+              </w:rPr>
+              <w:t>Pathao Courier REST API: quote + book + track</w:t>
             </w:r>
           </w:p>
         </w:tc>
@@ -20893,21 +19251,12 @@
             </w:tcMar>
           </w:tcPr>
           <w:p>
-            <w:proofErr w:type="spellStart"/>
-            <w:r>
-              <w:rPr>
-                <w:sz w:val="18"/>
-                <w:szCs w:val="18"/>
-              </w:rPr>
-              <w:t>RedX</w:t>
-            </w:r>
-            <w:proofErr w:type="spellEnd"/>
-            <w:r>
-              <w:rPr>
-                <w:sz w:val="18"/>
-                <w:szCs w:val="18"/>
-              </w:rPr>
-              <w:t xml:space="preserve"> API: same + COD reconciliation webhook</w:t>
+            <w:r>
+              <w:rPr>
+                <w:sz w:val="18"/>
+                <w:szCs w:val="18"/>
+              </w:rPr>
+              <w:t>RedX API: same + COD reconciliation webhook</w:t>
             </w:r>
           </w:p>
         </w:tc>
@@ -21012,21 +19361,12 @@
             </w:tcMar>
           </w:tcPr>
           <w:p>
-            <w:proofErr w:type="spellStart"/>
-            <w:r>
-              <w:rPr>
-                <w:sz w:val="18"/>
-                <w:szCs w:val="18"/>
-              </w:rPr>
-              <w:t>Paperfly</w:t>
-            </w:r>
-            <w:proofErr w:type="spellEnd"/>
-            <w:r>
-              <w:rPr>
-                <w:sz w:val="18"/>
-                <w:szCs w:val="18"/>
-              </w:rPr>
-              <w:t xml:space="preserve"> API: sub-district routing + tracking</w:t>
+            <w:r>
+              <w:rPr>
+                <w:sz w:val="18"/>
+                <w:szCs w:val="18"/>
+              </w:rPr>
+              <w:t>Paperfly API: sub-district routing + tracking</w:t>
             </w:r>
           </w:p>
         </w:tc>
@@ -21109,23 +19449,7 @@
                 <w:sz w:val="18"/>
                 <w:szCs w:val="18"/>
               </w:rPr>
-              <w:t xml:space="preserve">BNPL </w:t>
-            </w:r>
-            <w:proofErr w:type="spellStart"/>
-            <w:r>
-              <w:rPr>
-                <w:sz w:val="18"/>
-                <w:szCs w:val="18"/>
-              </w:rPr>
-              <w:t>installment</w:t>
-            </w:r>
-            <w:proofErr w:type="spellEnd"/>
-            <w:r>
-              <w:rPr>
-                <w:sz w:val="18"/>
-                <w:szCs w:val="18"/>
-              </w:rPr>
-              <w:t xml:space="preserve"> option at checkout UI</w:t>
+              <w:t>BNPL installment option at checkout UI</w:t>
             </w:r>
           </w:p>
         </w:tc>
@@ -21249,21 +19573,12 @@
             </w:tcMar>
           </w:tcPr>
           <w:p>
-            <w:proofErr w:type="spellStart"/>
-            <w:r>
-              <w:rPr>
-                <w:sz w:val="18"/>
-                <w:szCs w:val="18"/>
-              </w:rPr>
-              <w:t>eCourier</w:t>
-            </w:r>
-            <w:proofErr w:type="spellEnd"/>
-            <w:r>
-              <w:rPr>
-                <w:sz w:val="18"/>
-                <w:szCs w:val="18"/>
-              </w:rPr>
-              <w:t xml:space="preserve"> API: same-day Dhaka delivery</w:t>
+            <w:r>
+              <w:rPr>
+                <w:sz w:val="18"/>
+                <w:szCs w:val="18"/>
+              </w:rPr>
+              <w:t>eCourier API: same-day Dhaka delivery</w:t>
             </w:r>
           </w:p>
         </w:tc>
@@ -21357,23 +19672,7 @@
                 <w:sz w:val="18"/>
                 <w:szCs w:val="18"/>
               </w:rPr>
-              <w:t xml:space="preserve">BNPL: </w:t>
-            </w:r>
-            <w:proofErr w:type="spellStart"/>
-            <w:r>
-              <w:rPr>
-                <w:sz w:val="18"/>
-                <w:szCs w:val="18"/>
-              </w:rPr>
-              <w:t>ShopUp</w:t>
-            </w:r>
-            <w:proofErr w:type="spellEnd"/>
-            <w:r>
-              <w:rPr>
-                <w:sz w:val="18"/>
-                <w:szCs w:val="18"/>
-              </w:rPr>
-              <w:t xml:space="preserve"> and/or IDLC Capital EMI integration</w:t>
+              <w:t>BNPL: ShopUp and/or IDLC Capital EMI integration</w:t>
             </w:r>
           </w:p>
         </w:tc>
@@ -21467,23 +19766,7 @@
                 <w:sz w:val="18"/>
                 <w:szCs w:val="18"/>
               </w:rPr>
-              <w:t xml:space="preserve">VAT computation module (15% auto on </w:t>
-            </w:r>
-            <w:proofErr w:type="spellStart"/>
-            <w:r>
-              <w:rPr>
-                <w:sz w:val="18"/>
-                <w:szCs w:val="18"/>
-              </w:rPr>
-              <w:t>txns</w:t>
-            </w:r>
-            <w:proofErr w:type="spellEnd"/>
-            <w:r>
-              <w:rPr>
-                <w:sz w:val="18"/>
-                <w:szCs w:val="18"/>
-              </w:rPr>
-              <w:t>)</w:t>
+              <w:t>VAT computation module (15% auto on txns)</w:t>
             </w:r>
           </w:p>
         </w:tc>
@@ -22133,23 +20416,7 @@
                 <w:sz w:val="18"/>
                 <w:szCs w:val="18"/>
               </w:rPr>
-              <w:t xml:space="preserve">Monthly VAT record storage + </w:t>
-            </w:r>
-            <w:proofErr w:type="spellStart"/>
-            <w:r>
-              <w:rPr>
-                <w:sz w:val="18"/>
-                <w:szCs w:val="18"/>
-              </w:rPr>
-              <w:t>vat_records</w:t>
-            </w:r>
-            <w:proofErr w:type="spellEnd"/>
-            <w:r>
-              <w:rPr>
-                <w:sz w:val="18"/>
-                <w:szCs w:val="18"/>
-              </w:rPr>
-              <w:t xml:space="preserve"> table</w:t>
+              <w:t>Monthly VAT record storage + vat_records table</w:t>
             </w:r>
           </w:p>
         </w:tc>
@@ -22766,29 +21033,7 @@
                 <w:sz w:val="20"/>
                 <w:szCs w:val="20"/>
               </w:rPr>
-              <w:t xml:space="preserve">Goal: OWASP ZAP </w:t>
-            </w:r>
-            <w:proofErr w:type="spellStart"/>
-            <w:r>
-              <w:rPr>
-                <w:i/>
-                <w:iCs/>
-                <w:color w:val="E6F4F5"/>
-                <w:sz w:val="20"/>
-                <w:szCs w:val="20"/>
-              </w:rPr>
-              <w:t>pentest</w:t>
-            </w:r>
-            <w:proofErr w:type="spellEnd"/>
-            <w:r>
-              <w:rPr>
-                <w:i/>
-                <w:iCs/>
-                <w:color w:val="E6F4F5"/>
-                <w:sz w:val="20"/>
-                <w:szCs w:val="20"/>
-              </w:rPr>
-              <w:t>, k6 10K load test passed, WCAG 2.2 AA, content moderation tools, VAT reports ready</w:t>
+              <w:t>Goal: OWASP ZAP pentest, k6 10K load test passed, WCAG 2.2 AA, content moderation tools, VAT reports ready</w:t>
             </w:r>
           </w:p>
         </w:tc>
@@ -23061,23 +21306,7 @@
                 <w:sz w:val="18"/>
                 <w:szCs w:val="18"/>
               </w:rPr>
-              <w:t xml:space="preserve">Manual </w:t>
-            </w:r>
-            <w:proofErr w:type="spellStart"/>
-            <w:r>
-              <w:rPr>
-                <w:sz w:val="18"/>
-                <w:szCs w:val="18"/>
-              </w:rPr>
-              <w:t>pentest</w:t>
-            </w:r>
-            <w:proofErr w:type="spellEnd"/>
-            <w:r>
-              <w:rPr>
-                <w:sz w:val="18"/>
-                <w:szCs w:val="18"/>
-              </w:rPr>
-              <w:t>: JWT attacks, RLS bypass, payment replay</w:t>
+              <w:t>Manual pentest: JWT attacks, RLS bypass, payment replay</w:t>
             </w:r>
           </w:p>
         </w:tc>
@@ -23268,23 +21497,7 @@
                 <w:sz w:val="18"/>
                 <w:szCs w:val="18"/>
               </w:rPr>
-              <w:t xml:space="preserve">Assist manual </w:t>
-            </w:r>
-            <w:proofErr w:type="spellStart"/>
-            <w:r>
-              <w:rPr>
-                <w:sz w:val="18"/>
-                <w:szCs w:val="18"/>
-              </w:rPr>
-              <w:t>pentest</w:t>
-            </w:r>
-            <w:proofErr w:type="spellEnd"/>
-            <w:r>
-              <w:rPr>
-                <w:sz w:val="18"/>
-                <w:szCs w:val="18"/>
-              </w:rPr>
-              <w:t xml:space="preserve"> (payment replay attempts)</w:t>
+              <w:t>Assist manual pentest (payment replay attempts)</w:t>
             </w:r>
           </w:p>
         </w:tc>
@@ -23533,23 +21746,7 @@
                 <w:sz w:val="18"/>
                 <w:szCs w:val="18"/>
               </w:rPr>
-              <w:t>Production VPS: Hetzner/</w:t>
-            </w:r>
-            <w:proofErr w:type="spellStart"/>
-            <w:r>
-              <w:rPr>
-                <w:sz w:val="18"/>
-                <w:szCs w:val="18"/>
-              </w:rPr>
-              <w:t>DigitalOcean</w:t>
-            </w:r>
-            <w:proofErr w:type="spellEnd"/>
-            <w:r>
-              <w:rPr>
-                <w:sz w:val="18"/>
-                <w:szCs w:val="18"/>
-              </w:rPr>
-              <w:t xml:space="preserve"> + Cloudflare</w:t>
+              <w:t>Production VPS: Hetzner/DigitalOcean + Cloudflare</w:t>
             </w:r>
           </w:p>
         </w:tc>
@@ -23949,23 +22146,7 @@
                 <w:sz w:val="18"/>
                 <w:szCs w:val="18"/>
               </w:rPr>
-              <w:t xml:space="preserve">Onboard and </w:t>
-            </w:r>
-            <w:proofErr w:type="gramStart"/>
-            <w:r>
-              <w:rPr>
-                <w:sz w:val="18"/>
-                <w:szCs w:val="18"/>
-              </w:rPr>
-              <w:t>hand-hold</w:t>
-            </w:r>
-            <w:proofErr w:type="gramEnd"/>
-            <w:r>
-              <w:rPr>
-                <w:sz w:val="18"/>
-                <w:szCs w:val="18"/>
-              </w:rPr>
-              <w:t xml:space="preserve"> all 50 beta vendors</w:t>
+              <w:t>Onboard and hand-hold all 50 beta vendors</w:t>
             </w:r>
           </w:p>
         </w:tc>
@@ -25004,23 +23185,7 @@
                 <w:sz w:val="18"/>
                 <w:szCs w:val="18"/>
               </w:rPr>
-              <w:t xml:space="preserve">Set up </w:t>
-            </w:r>
-            <w:proofErr w:type="gramStart"/>
-            <w:r>
-              <w:rPr>
-                <w:sz w:val="18"/>
-                <w:szCs w:val="18"/>
-              </w:rPr>
-              <w:t>ops</w:t>
-            </w:r>
-            <w:proofErr w:type="gramEnd"/>
-            <w:r>
-              <w:rPr>
-                <w:sz w:val="18"/>
-                <w:szCs w:val="18"/>
-              </w:rPr>
-              <w:t xml:space="preserve"> runbook for common issues</w:t>
+              <w:t>Set up ops runbook for common issues</w:t>
             </w:r>
           </w:p>
         </w:tc>
@@ -25103,23 +23268,7 @@
                 <w:sz w:val="18"/>
                 <w:szCs w:val="18"/>
               </w:rPr>
-              <w:t xml:space="preserve">Final polish </w:t>
-            </w:r>
-            <w:proofErr w:type="gramStart"/>
-            <w:r>
-              <w:rPr>
-                <w:sz w:val="18"/>
-                <w:szCs w:val="18"/>
-              </w:rPr>
-              <w:t>pass</w:t>
-            </w:r>
-            <w:proofErr w:type="gramEnd"/>
-            <w:r>
-              <w:rPr>
-                <w:sz w:val="18"/>
-                <w:szCs w:val="18"/>
-              </w:rPr>
-              <w:t xml:space="preserve"> on all UI after beta learnings</w:t>
+              <w:t>Final polish pass on all UI after beta learnings</w:t>
             </w:r>
           </w:p>
         </w:tc>
@@ -25544,20 +23693,8 @@
                 <w:sz w:val="19"/>
                 <w:szCs w:val="19"/>
               </w:rPr>
-              <w:t xml:space="preserve">Decision If </w:t>
-            </w:r>
-            <w:proofErr w:type="gramStart"/>
-            <w:r>
-              <w:rPr>
-                <w:b/>
-                <w:bCs/>
-                <w:color w:val="FFFFFF"/>
-                <w:sz w:val="19"/>
-                <w:szCs w:val="19"/>
-              </w:rPr>
-              <w:t>Missed</w:t>
-            </w:r>
-            <w:proofErr w:type="gramEnd"/>
+              <w:t>Decision If Missed</w:t>
+            </w:r>
           </w:p>
         </w:tc>
       </w:tr>
@@ -27404,25 +25541,7 @@
                 <w:sz w:val="19"/>
                 <w:szCs w:val="19"/>
               </w:rPr>
-              <w:t xml:space="preserve">Redis Cloud / bigger VPS + </w:t>
-            </w:r>
-            <w:proofErr w:type="spellStart"/>
-            <w:r>
-              <w:rPr>
-                <w:color w:val="000000"/>
-                <w:sz w:val="19"/>
-                <w:szCs w:val="19"/>
-              </w:rPr>
-              <w:t>Ollama</w:t>
-            </w:r>
-            <w:proofErr w:type="spellEnd"/>
-            <w:r>
-              <w:rPr>
-                <w:color w:val="000000"/>
-                <w:sz w:val="19"/>
-                <w:szCs w:val="19"/>
-              </w:rPr>
-              <w:t xml:space="preserve"> on VPS</w:t>
+              <w:t>Redis Cloud / bigger VPS + Ollama on VPS</w:t>
             </w:r>
           </w:p>
         </w:tc>
@@ -27564,25 +25683,7 @@
                 <w:sz w:val="19"/>
                 <w:szCs w:val="19"/>
               </w:rPr>
-              <w:t xml:space="preserve">Read replica + </w:t>
-            </w:r>
-            <w:proofErr w:type="spellStart"/>
-            <w:r>
-              <w:rPr>
-                <w:color w:val="000000"/>
-                <w:sz w:val="19"/>
-                <w:szCs w:val="19"/>
-              </w:rPr>
-              <w:t>MinIO</w:t>
-            </w:r>
-            <w:proofErr w:type="spellEnd"/>
-            <w:r>
-              <w:rPr>
-                <w:color w:val="000000"/>
-                <w:sz w:val="19"/>
-                <w:szCs w:val="19"/>
-              </w:rPr>
-              <w:t>/R2 for media storage</w:t>
+              <w:t>Read replica + MinIO/R2 for media storage</w:t>
             </w:r>
           </w:p>
         </w:tc>
@@ -28242,25 +26343,7 @@
                 <w:sz w:val="19"/>
                 <w:szCs w:val="19"/>
               </w:rPr>
-              <w:t>feature/</w:t>
-            </w:r>
-            <w:proofErr w:type="spellStart"/>
-            <w:r>
-              <w:rPr>
-                <w:color w:val="1B2A4A"/>
-                <w:sz w:val="19"/>
-                <w:szCs w:val="19"/>
-              </w:rPr>
-              <w:t>sagar</w:t>
-            </w:r>
-            <w:proofErr w:type="spellEnd"/>
-            <w:r>
-              <w:rPr>
-                <w:color w:val="1B2A4A"/>
-                <w:sz w:val="19"/>
-                <w:szCs w:val="19"/>
-              </w:rPr>
-              <w:t>/*</w:t>
+              <w:t>feature/sagar/*</w:t>
             </w:r>
           </w:p>
         </w:tc>
@@ -28316,43 +26399,7 @@
                 <w:sz w:val="19"/>
                 <w:szCs w:val="19"/>
               </w:rPr>
-              <w:t>AI modules, backend core, DevOps. E.g.: feature/</w:t>
-            </w:r>
-            <w:proofErr w:type="spellStart"/>
-            <w:r>
-              <w:rPr>
-                <w:color w:val="000000"/>
-                <w:sz w:val="19"/>
-                <w:szCs w:val="19"/>
-              </w:rPr>
-              <w:t>sagar</w:t>
-            </w:r>
-            <w:proofErr w:type="spellEnd"/>
-            <w:r>
-              <w:rPr>
-                <w:color w:val="000000"/>
-                <w:sz w:val="19"/>
-                <w:szCs w:val="19"/>
-              </w:rPr>
-              <w:t>/onnx-</w:t>
-            </w:r>
-            <w:proofErr w:type="spellStart"/>
-            <w:r>
-              <w:rPr>
-                <w:color w:val="000000"/>
-                <w:sz w:val="19"/>
-                <w:szCs w:val="19"/>
-              </w:rPr>
-              <w:t>gbr</w:t>
-            </w:r>
-            <w:proofErr w:type="spellEnd"/>
-            <w:r>
-              <w:rPr>
-                <w:color w:val="000000"/>
-                <w:sz w:val="19"/>
-                <w:szCs w:val="19"/>
-              </w:rPr>
-              <w:t>-model</w:t>
+              <w:t>AI modules, backend core, DevOps. E.g.: feature/sagar/onnx-gbr-model</w:t>
             </w:r>
           </w:p>
         </w:tc>
@@ -28382,25 +26429,7 @@
                 <w:sz w:val="19"/>
                 <w:szCs w:val="19"/>
               </w:rPr>
-              <w:t>feature/</w:t>
-            </w:r>
-            <w:proofErr w:type="spellStart"/>
-            <w:r>
-              <w:rPr>
-                <w:color w:val="1B2A4A"/>
-                <w:sz w:val="19"/>
-                <w:szCs w:val="19"/>
-              </w:rPr>
-              <w:t>memberb</w:t>
-            </w:r>
-            <w:proofErr w:type="spellEnd"/>
-            <w:r>
-              <w:rPr>
-                <w:color w:val="1B2A4A"/>
-                <w:sz w:val="19"/>
-                <w:szCs w:val="19"/>
-              </w:rPr>
-              <w:t>/*</w:t>
+              <w:t>feature/memberb/*</w:t>
             </w:r>
           </w:p>
         </w:tc>
@@ -28456,25 +26485,7 @@
                 <w:sz w:val="19"/>
                 <w:szCs w:val="19"/>
               </w:rPr>
-              <w:t>Frontend, React Native. E.g.: feature/</w:t>
-            </w:r>
-            <w:proofErr w:type="spellStart"/>
-            <w:r>
-              <w:rPr>
-                <w:color w:val="000000"/>
-                <w:sz w:val="19"/>
-                <w:szCs w:val="19"/>
-              </w:rPr>
-              <w:t>memberb</w:t>
-            </w:r>
-            <w:proofErr w:type="spellEnd"/>
-            <w:r>
-              <w:rPr>
-                <w:color w:val="000000"/>
-                <w:sz w:val="19"/>
-                <w:szCs w:val="19"/>
-              </w:rPr>
-              <w:t>/reel-feed-ui</w:t>
+              <w:t>Frontend, React Native. E.g.: feature/memberb/reel-feed-ui</w:t>
             </w:r>
           </w:p>
         </w:tc>
@@ -28504,25 +26515,7 @@
                 <w:sz w:val="19"/>
                 <w:szCs w:val="19"/>
               </w:rPr>
-              <w:t>feature/</w:t>
-            </w:r>
-            <w:proofErr w:type="spellStart"/>
-            <w:r>
-              <w:rPr>
-                <w:color w:val="1B2A4A"/>
-                <w:sz w:val="19"/>
-                <w:szCs w:val="19"/>
-              </w:rPr>
-              <w:t>memberc</w:t>
-            </w:r>
-            <w:proofErr w:type="spellEnd"/>
-            <w:r>
-              <w:rPr>
-                <w:color w:val="1B2A4A"/>
-                <w:sz w:val="19"/>
-                <w:szCs w:val="19"/>
-              </w:rPr>
-              <w:t>/*</w:t>
+              <w:t>feature/memberc/*</w:t>
             </w:r>
           </w:p>
         </w:tc>
@@ -28578,43 +26571,7 @@
                 <w:sz w:val="19"/>
                 <w:szCs w:val="19"/>
               </w:rPr>
-              <w:t>Payments, logistics, compliance. E.g.: feature/</w:t>
-            </w:r>
-            <w:proofErr w:type="spellStart"/>
-            <w:r>
-              <w:rPr>
-                <w:color w:val="000000"/>
-                <w:sz w:val="19"/>
-                <w:szCs w:val="19"/>
-              </w:rPr>
-              <w:t>memberc</w:t>
-            </w:r>
-            <w:proofErr w:type="spellEnd"/>
-            <w:r>
-              <w:rPr>
-                <w:color w:val="000000"/>
-                <w:sz w:val="19"/>
-                <w:szCs w:val="19"/>
-              </w:rPr>
-              <w:t>/</w:t>
-            </w:r>
-            <w:proofErr w:type="spellStart"/>
-            <w:r>
-              <w:rPr>
-                <w:color w:val="000000"/>
-                <w:sz w:val="19"/>
-                <w:szCs w:val="19"/>
-              </w:rPr>
-              <w:t>bkash</w:t>
-            </w:r>
-            <w:proofErr w:type="spellEnd"/>
-            <w:r>
-              <w:rPr>
-                <w:color w:val="000000"/>
-                <w:sz w:val="19"/>
-                <w:szCs w:val="19"/>
-              </w:rPr>
-              <w:t>-webhook</w:t>
+              <w:t>Payments, logistics, compliance. E.g.: feature/memberc/bkash-webhook</w:t>
             </w:r>
           </w:p>
         </w:tc>
@@ -28644,25 +26601,7 @@
                 <w:sz w:val="19"/>
                 <w:szCs w:val="19"/>
               </w:rPr>
-              <w:t>feature/</w:t>
-            </w:r>
-            <w:proofErr w:type="spellStart"/>
-            <w:r>
-              <w:rPr>
-                <w:color w:val="1B2A4A"/>
-                <w:sz w:val="19"/>
-                <w:szCs w:val="19"/>
-              </w:rPr>
-              <w:t>memberd</w:t>
-            </w:r>
-            <w:proofErr w:type="spellEnd"/>
-            <w:r>
-              <w:rPr>
-                <w:color w:val="1B2A4A"/>
-                <w:sz w:val="19"/>
-                <w:szCs w:val="19"/>
-              </w:rPr>
-              <w:t>/*</w:t>
+              <w:t>feature/memberd/*</w:t>
             </w:r>
           </w:p>
         </w:tc>
@@ -28718,25 +26657,7 @@
                 <w:sz w:val="19"/>
                 <w:szCs w:val="19"/>
               </w:rPr>
-              <w:t>Tests, Academy. E.g.: feature/</w:t>
-            </w:r>
-            <w:proofErr w:type="spellStart"/>
-            <w:r>
-              <w:rPr>
-                <w:color w:val="000000"/>
-                <w:sz w:val="19"/>
-                <w:szCs w:val="19"/>
-              </w:rPr>
-              <w:t>memberd</w:t>
-            </w:r>
-            <w:proofErr w:type="spellEnd"/>
-            <w:r>
-              <w:rPr>
-                <w:color w:val="000000"/>
-                <w:sz w:val="19"/>
-                <w:szCs w:val="19"/>
-              </w:rPr>
-              <w:t>/e2e-checkout-flow</w:t>
+              <w:t>Tests, Academy. E.g.: feature/memberd/e2e-checkout-flow</w:t>
             </w:r>
           </w:p>
         </w:tc>
@@ -28885,23 +26806,7 @@
           <w:sz w:val="21"/>
           <w:szCs w:val="21"/>
         </w:rPr>
-        <w:t xml:space="preserve">All CI checks must </w:t>
-      </w:r>
-      <w:proofErr w:type="gramStart"/>
-      <w:r>
-        <w:rPr>
-          <w:sz w:val="21"/>
-          <w:szCs w:val="21"/>
-        </w:rPr>
-        <w:t>pass:</w:t>
-      </w:r>
-      <w:proofErr w:type="gramEnd"/>
-      <w:r>
-        <w:rPr>
-          <w:sz w:val="21"/>
-          <w:szCs w:val="21"/>
-        </w:rPr>
-        <w:t xml:space="preserve"> lint (ESLint), TypeScript compile, unit tests, integration tests</w:t>
+        <w:t>All CI checks must pass: lint (ESLint), TypeScript compile, unit tests, integration tests</w:t>
       </w:r>
     </w:p>
     <w:p>
@@ -28918,55 +26823,7 @@
           <w:sz w:val="21"/>
           <w:szCs w:val="21"/>
         </w:rPr>
-        <w:t xml:space="preserve">PR description must </w:t>
-      </w:r>
-      <w:proofErr w:type="gramStart"/>
-      <w:r>
-        <w:rPr>
-          <w:sz w:val="21"/>
-          <w:szCs w:val="21"/>
-        </w:rPr>
-        <w:t>include:</w:t>
-      </w:r>
-      <w:proofErr w:type="gramEnd"/>
-      <w:r>
-        <w:rPr>
-          <w:sz w:val="21"/>
-          <w:szCs w:val="21"/>
-        </w:rPr>
-        <w:t xml:space="preserve"> What changed, </w:t>
-      </w:r>
-      <w:proofErr w:type="gramStart"/>
-      <w:r>
-        <w:rPr>
-          <w:sz w:val="21"/>
-          <w:szCs w:val="21"/>
-        </w:rPr>
-        <w:t>Why</w:t>
-      </w:r>
-      <w:proofErr w:type="gramEnd"/>
-      <w:r>
-        <w:rPr>
-          <w:sz w:val="21"/>
-          <w:szCs w:val="21"/>
-        </w:rPr>
-        <w:t xml:space="preserve">, </w:t>
-      </w:r>
-      <w:proofErr w:type="gramStart"/>
-      <w:r>
-        <w:rPr>
-          <w:sz w:val="21"/>
-          <w:szCs w:val="21"/>
-        </w:rPr>
-        <w:t>How</w:t>
-      </w:r>
-      <w:proofErr w:type="gramEnd"/>
-      <w:r>
-        <w:rPr>
-          <w:sz w:val="21"/>
-          <w:szCs w:val="21"/>
-        </w:rPr>
-        <w:t xml:space="preserve"> to test, Screenshots (for UI)</w:t>
+        <w:t>PR description must include: What changed, Why, How to test, Screenshots (for UI)</w:t>
       </w:r>
     </w:p>
     <w:p>
@@ -31215,18 +29072,8 @@
                 <w:sz w:val="19"/>
                 <w:szCs w:val="19"/>
               </w:rPr>
-              <w:t xml:space="preserve">Google Analytics / </w:t>
-            </w:r>
-            <w:proofErr w:type="spellStart"/>
-            <w:r>
-              <w:rPr>
-                <w:color w:val="1B2A4A"/>
-                <w:sz w:val="19"/>
-                <w:szCs w:val="19"/>
-              </w:rPr>
-              <w:t>PostHog</w:t>
-            </w:r>
-            <w:proofErr w:type="spellEnd"/>
+              <w:t>Google Analytics / PostHog</w:t>
+            </w:r>
           </w:p>
         </w:tc>
         <w:tc>
